--- a/大创申报书_正式稿6.docx
+++ b/大创申报书_正式稿6.docx
@@ -911,7 +911,7 @@
     </w:p>
     <w:tbl>
       <w:tblPr>
-        <w:tblStyle w:val="00001f"/>
+        <w:tblStyle w:val="000001"/>
         <w:tblW w:w="0" w:type="auto"/>
         <w:jc w:val="center"/>
         <w:tblBorders>
@@ -2514,7 +2514,7 @@
           </w:tcPr>
           <w:p>
             <w:pPr>
-              <w:pStyle w:val="000022"/>
+              <w:pStyle w:val="000004"/>
               <w:keepNext w:val="0"/>
               <w:keepLines w:val="0"/>
               <w:pageBreakBefore w:val="0"/>
@@ -2663,7 +2663,7 @@
           </w:tcPr>
           <w:p>
             <w:pPr>
-              <w:pStyle w:val="000022"/>
+              <w:pStyle w:val="000004"/>
               <w:keepNext w:val="0"/>
               <w:keepLines w:val="0"/>
               <w:pageBreakBefore w:val="0"/>
@@ -2705,7 +2705,7 @@
           </w:p>
           <w:p>
             <w:pPr>
-              <w:pStyle w:val="000022"/>
+              <w:pStyle w:val="000004"/>
               <w:keepNext w:val="0"/>
               <w:keepLines w:val="0"/>
               <w:pageBreakBefore w:val="0"/>
@@ -2748,7 +2748,7 @@
           </w:p>
           <w:p>
             <w:pPr>
-              <w:pStyle w:val="000022"/>
+              <w:pStyle w:val="000004"/>
               <w:keepNext w:val="0"/>
               <w:keepLines w:val="0"/>
               <w:pageBreakBefore w:val="0"/>
@@ -2787,7 +2787,7 @@
           </w:p>
           <w:p>
             <w:pPr>
-              <w:pStyle w:val="000022"/>
+              <w:pStyle w:val="000004"/>
               <w:keepNext w:val="0"/>
               <w:keepLines w:val="0"/>
               <w:pageBreakBefore w:val="0"/>
@@ -2826,7 +2826,7 @@
           </w:p>
           <w:p>
             <w:pPr>
-              <w:pStyle w:val="000022"/>
+              <w:pStyle w:val="000004"/>
               <w:keepNext w:val="0"/>
               <w:keepLines w:val="0"/>
               <w:pageBreakBefore w:val="0"/>
@@ -3360,7 +3360,7 @@
                 <w:b w:val="0"/>
                 <w:sz w:val="21"/>
               </w:rPr>
-              <w:t>系统总体结构如图3-1所示，其由感知诊断节点、LoRa接收端、本地巡检平台和双支路清水台架四部分组成，信息流为：节点以差压变送器采集监测区段压差、另采一路干管参照压力与一路脉冲流量，在本地计算特征并作有限判断；有异常事件则经LoRa上报；再接收服务校验、去重并写入数据库后回复确认；最后平台呈现状态并记录人工核查与复测。节点侧硬件为GD32F103CBT6主控、35—40 kPa 档差压变送器与干管参照压力变送器、SGM58031模数转换模块、SEN0549流量计、microSD日志模块和E220-400T22D无线模块；接收侧则为一只无线模块、一只3.3V逻辑USB-TTL转换器和计算机；台架侧为A、B双支路PVC-U水路与独立收集装置。</w:t>
+              <w:t>系统总体结构如图3-1所示，其由感知诊断节点、LoRa接收端、本地巡检平台和双支路清水台架四部分组成，信息流为：节点以差压变送器采集监测区段压差、另采一路干管参照压力与一路脉冲流量，在本地计算特征并作有限判断；有异常事件则经LoRa上报；再接收服务校验、去重并写入数据库后回复确认；最后平台呈现状态并记录人工核查与复测。节点侧硬件为GD32F103CBT6主控（内置12位ADC采集两路压力）、0—40 kPa 档差压变送器与干管参照压力变送器、SEN0549流量计、microSD日志模块和E220-400T22D无线模块；接收侧则为一只无线模块、一只3.3V逻辑USB-TTL转换器和计算机；台架侧为A、B双支路PVC-U水路与独立收集装置。</w:t>
             </w:r>
           </w:p>
           <w:p>
@@ -3378,7 +3378,7 @@
               </w:rPr>
               <w:drawing>
                 <wp:inline distT="0" distB="0" distL="114300" distR="114300">
-                  <wp:extent cx="5334000" cy="2864485"/>
+                  <wp:extent cx="5334000" cy="3281612"/>
                   <wp:effectExtent l="0" t="0" r="0" b="3810"/>
                   <wp:docPr id="5" name="图片 1" descr="图3-1 系统总体结构"/>
                   <wp:cNvGraphicFramePr>
@@ -3402,7 +3402,7 @@
                         <pic:spPr>
                           <a:xfrm>
                             <a:off x="0" y="0"/>
-                            <a:ext cx="5334000" cy="2864556"/>
+                            <a:ext cx="5334000" cy="3281612"/>
                           </a:xfrm>
                           <a:prstGeom prst="rect">
                             <a:avLst/>
@@ -3452,7 +3452,7 @@
           </w:p>
           <w:p>
             <w:pPr>
-              <w:pStyle w:val="00001d"/>
+              <w:pStyle w:val="000002"/>
               <w:bidi w:val="0"/>
             </w:pPr>
             <w:r>
@@ -3576,7 +3576,7 @@
                 <w:b w:val="0"/>
                 <w:sz w:val="21"/>
               </w:rPr>
-              <w:t>的四类外设：I²C1用于模数转换，TIM2用于脉冲计数，USART1用于无线通信，SPI1用于存储，</w:t>
+              <w:t>的四类外设：内置ADC用于两路压力采集，TIM4用于脉冲计数，USART1用于无线通信，SPI1用于存储，I²C1（重映射至PB8、PB9）预留接可选模数转换模块与RTC，</w:t>
             </w:r>
             <w:r>
               <w:rPr>
@@ -3639,7 +3639,7 @@
                 <w:b w:val="0"/>
                 <w:sz w:val="21"/>
               </w:rPr>
-              <w:t>引脚按17路分配且无重复：PB6、PB7为I²C1的SCL与SDA，接模数转换模块；PA0为TIM2_CH1，接流量缓冲器输出作脉冲计数；PA9、PA10为USART1，交叉接无线模块的RXD与TXD；PA4—PA7为SPI1，分别作microSD的片选、时钟、主入从出与主出从入，片选</w:t>
+              <w:t>引脚按20路分配且无重复：PA0、PA1为内置ADC输入，分别采集区段压差与干管参照压力；PB8、PB9为I²C1重映射的SCL与SDA，预留接可选模数转换模块；PB6为TIM4_CH1，接流量缓冲器输出作脉冲计数；PA9、PA10为USART1，交叉接无线模块的RXD与TXD；PA4—PA7为SPI1，分别作microSD的片选、时钟、主入从出与主出从入，片选</w:t>
             </w:r>
             <w:r>
               <w:rPr>
@@ -3765,9 +3765,9 @@
               </w:rPr>
               <w:drawing>
                 <wp:inline distT="0" distB="0" distL="114300" distR="114300">
-                  <wp:extent cx="2397760" cy="2188845"/>
+                  <wp:extent cx="4500000" cy="2636203"/>
                   <wp:effectExtent l="0" t="0" r="9525" b="2540"/>
-                  <wp:docPr id="8" name="图片 14" descr="未命名 1"/>
+                  <wp:docPr id="8" name="图片 14" descr="图3-2 GD32F103CBT6 最小系统功能框图"/>
                   <wp:cNvGraphicFramePr>
                     <a:graphicFrameLocks noChangeAspect="1"/>
                   </wp:cNvGraphicFramePr>
@@ -3790,7 +3790,7 @@
                         <pic:spPr>
                           <a:xfrm>
                             <a:off x="0" y="0"/>
-                            <a:ext cx="2397760" cy="2188845"/>
+                            <a:ext cx="4500000" cy="2636203"/>
                           </a:xfrm>
                           <a:prstGeom prst="rect">
                             <a:avLst/>
@@ -3855,14 +3855,14 @@
           </w:p>
           <w:p>
             <w:pPr>
-              <w:pStyle w:val="00001d"/>
+              <w:pStyle w:val="000002"/>
               <w:bidi w:val="0"/>
             </w:pPr>
             <w:r>
               <w:rPr>
                 <w:rFonts w:hint="eastAsia"/>
               </w:rPr>
-              <w:t>（2）差压变送器与采样回路（35—40 kPa 档＋150Ω）</w:t>
+              <w:t>（2）差压变送器与采样回路（0—40 kPa 档＋150Ω）</w:t>
             </w:r>
           </w:p>
           <w:p>
@@ -3881,7 +3881,7 @@
                 <w:b w:val="0"/>
                 <w:sz w:val="21"/>
               </w:rPr>
-              <w:t>判据的第一路输入是压力，其测量链由差压变送器、24V供电回路与取样电阻构成。本项目设计选用35—40 kPa 档、两线制4—20mA、±0.5%FS的差压变送器（即麦克传感器MDM490系列），耐静压不低于160kPa、接液材质316L；另在干管上设一只0—200kPa表压变送器作参照测点。差压变送器实物图如图3-3所示。</w:t>
+              <w:t>判据的第一路输入是压力，其测量链由差压变送器、24V供电回路与取样电阻构成。本项目设计选用0—40 kPa 档、两线制4—20mA、±0.5%FS的差压变送器（即麦克传感器MDM490系列），耐静压不低于160kPa、接液材质316L；另在干管上设一只0—200kPa表压变送器作参照测点。差压变送器实物图如图3-3所示。</w:t>
             </w:r>
           </w:p>
           <w:p>
@@ -3901,7 +3901,7 @@
                 <w:b w:val="0"/>
                 <w:sz w:val="21"/>
               </w:rPr>
-              <w:t>压力测量采用差压方案：差压变送器直接测量受限元件R上游（P0）与下游（P1）之间的压差，并在干管上另设一路参照压力P2，用于区分上游共同扰动与局部异常。差压选35—40 kPa 档量程、±0.5%FS、两线制4—20mA输出，耐静压不低于160kPa，接液材质316L；量程下限由最大健康压降（10.04kPa）留1.5倍过载余量确定，故可选档位为20kPa与35kPa。变送器与干管参照共用一组24V直流回路，正常电流均不超过20mA。回路电流经150Ω、0.1%、不低于0.25W的低温漂精密电阻取样，4—20mA对应0.6—3.0V，20mA时电阻耗散0.06W。取样电压经保护与滤波后送入模数转换模块的输入通道；取压采用侧向接口，以避免压力件不串联成为节流件。</w:t>
+              <w:t>压力测量采用差压方案：差压变送器直接测量受限元件R上游（P0）与下游（P1）之间的压差，并在干管上另设一路参照压力P2，用于区分上游共同扰动与局部异常。差压选0—40 kPa 档量程、±0.5%FS、两线制4—20mA输出，耐静压不低于160kPa，接液材质316L；量程下限由最大健康压降（10.04kPa）留1.5倍过载余量确定，故选用厂家最小标准档0—40 kPa（订货号K040）。变送器与干管参照共用一组24V直流回路，正常电流均不超过20mA。回路电流经150Ω、0.1%、不低于0.25W的低温漂精密电阻取样，4—20mA对应0.6—3.0V，20mA时电阻耗散0.06W。取样电压经保护与滤波后送入模数转换模块的输入通道；取压采用侧向接口，以避免压力件不串联成为节流件。</w:t>
             </w:r>
           </w:p>
           <w:p>
@@ -4096,19 +4096,19 @@
                 <w:bCs w:val="1"/>
                 <w:sz w:val="21"/>
               </w:rPr>
-              <w:t>SGM58031（DFR0553）模块实物图</w:t>
-            </w:r>
-          </w:p>
-          <w:p>
-            <w:pPr>
-              <w:pStyle w:val="00001d"/>
+              <w:t>SGM58031（DFR0553）可选模数转换模块实物图</w:t>
+            </w:r>
+          </w:p>
+          <w:p>
+            <w:pPr>
+              <w:pStyle w:val="000002"/>
               <w:bidi w:val="0"/>
             </w:pPr>
             <w:r>
               <w:rPr>
                 <w:rFonts w:hint="eastAsia"/>
               </w:rPr>
-              <w:t>（3）模数转换模块（SGM58031）</w:t>
+              <w:t>（3）模数转换（内置ADC主路径，SGM58031可选）</w:t>
             </w:r>
           </w:p>
           <w:p>
@@ -4178,58 +4178,7 @@
                 <w:b w:val="0"/>
                 <w:sz w:val="21"/>
               </w:rPr>
-              <w:t>设计选用SGM58031（DFR0553模块），</w:t>
-            </w:r>
-            <w:r>
-              <w:rPr>
-                <w:rFonts w:hint="eastAsia"/>
-                <w:b w:val="0"/>
-                <w:sz w:val="21"/>
-                <w:lang w:val="en-US" w:eastAsia="zh-CN"/>
-              </w:rPr>
-              <w:t>其</w:t>
-            </w:r>
-            <w:r>
-              <w:rPr>
-                <w:rFonts w:hint="eastAsia" w:ascii="Times New Roman" w:hAnsi="Times New Roman" w:eastAsia="宋体"/>
-                <w:b w:val="0"/>
-                <w:sz w:val="21"/>
-              </w:rPr>
-              <w:t>为16位、I²C接口、可编程增益的转换模块。</w:t>
-            </w:r>
-            <w:r>
-              <w:rPr>
-                <w:rFonts w:hint="eastAsia"/>
-                <w:b w:val="0"/>
-                <w:sz w:val="21"/>
-                <w:lang w:val="en-US" w:eastAsia="zh-CN"/>
-              </w:rPr>
-              <w:t>同时，我们</w:t>
-            </w:r>
-            <w:r>
-              <w:rPr>
-                <w:rFonts w:hint="eastAsia" w:ascii="Times New Roman" w:hAnsi="Times New Roman" w:eastAsia="宋体"/>
-                <w:b w:val="0"/>
-                <w:sz w:val="21"/>
-              </w:rPr>
-              <w:t>采用</w:t>
-            </w:r>
-            <w:r>
-              <w:rPr>
-                <w:rFonts w:hint="eastAsia"/>
-                <w:b w:val="0"/>
-                <w:sz w:val="21"/>
-                <w:lang w:val="en-US" w:eastAsia="zh-CN"/>
-              </w:rPr>
-              <w:t>的是</w:t>
-            </w:r>
-            <w:r>
-              <w:rPr>
-                <w:rFonts w:hint="eastAsia" w:ascii="Times New Roman" w:hAnsi="Times New Roman" w:eastAsia="宋体"/>
-                <w:b w:val="0"/>
-                <w:sz w:val="21"/>
-              </w:rPr>
-              <w:t>3.3V供电与±4.096V增益档</w:t>
+              <w:t>以主控GD32F103CBT6内置12位ADC为主路径，PA0采集区段压差、PA1采集干管参照压力，采用16倍过采样提升分辨率；如台架实测分辨率不足，可升级选用SGM58031（DFR0553模块）作为可选方案，其为16位、I²C接口、可编程增益的转换模块，采用3.3V供电与±4.096V增益档</w:t>
             </w:r>
             <w:r>
               <w:rPr>
@@ -4374,7 +4323,7 @@
                 <w:bCs w:val="1"/>
                 <w:sz w:val="21"/>
               </w:rPr>
-              <w:t>模块实物图</w:t>
+              <w:t>可选升级模块实物图</w:t>
             </w:r>
             <w:r>
               <w:rPr>
@@ -4389,7 +4338,7 @@
           </w:p>
           <w:p>
             <w:pPr>
-              <w:pStyle w:val="00001d"/>
+              <w:pStyle w:val="000002"/>
               <w:bidi w:val="0"/>
             </w:pPr>
             <w:r>
@@ -4568,7 +4517,7 @@
                 <w:b w:val="0"/>
                 <w:sz w:val="21"/>
               </w:rPr>
-              <w:t>接入PA0计数；缓冲器为3.3V供电、输入推荐范围至5.5V。按540脉冲/L计算，1秒窗口单脉冲对应0.11111L/min，10秒滚动窗口对应0.01111L/min。</w:t>
+              <w:t>接入PB6（TIM4_CH1）计数；缓冲器为3.3V供电、输入推荐范围至5.5V。按540脉冲/L计算，1秒窗口单脉冲对应0.11111L/min，10秒滚动窗口对应0.01111L/min。</w:t>
             </w:r>
             <w:r>
               <w:rPr>
@@ -4618,7 +4567,7 @@
                 <w:b w:val="0"/>
                 <w:sz w:val="21"/>
               </w:rPr>
-              <w:t>计数由TIM2完成，16位计数器在45Hz连续累加下约24.3分钟回绕一次，差分取模与长时间未读的溢出</w:t>
+              <w:t>计数由TIM4完成，16位计数器在45Hz连续累加下约24.3分钟回绕一次，差分取模与长时间未读的溢出</w:t>
             </w:r>
             <w:r>
               <w:rPr>
@@ -4881,7 +4830,7 @@
           </w:p>
           <w:p>
             <w:pPr>
-              <w:pStyle w:val="00001d"/>
+              <w:pStyle w:val="000002"/>
               <w:bidi w:val="0"/>
             </w:pPr>
             <w:r>
@@ -5069,7 +5018,7 @@
           </w:p>
           <w:p>
             <w:pPr>
-              <w:pStyle w:val="00001d"/>
+              <w:pStyle w:val="000002"/>
               <w:bidi w:val="0"/>
             </w:pPr>
             <w:r>
@@ -5286,7 +5235,7 @@
           </w:p>
           <w:p>
             <w:pPr>
-              <w:pStyle w:val="00001d"/>
+              <w:pStyle w:val="000002"/>
               <w:bidi w:val="0"/>
               <w:rPr>
                 <w:rFonts w:hint="default"/>
@@ -5374,7 +5323,7 @@
           </w:p>
           <w:p>
             <w:pPr>
-              <w:pStyle w:val="00001d"/>
+              <w:pStyle w:val="000002"/>
               <w:bidi w:val="0"/>
             </w:pPr>
             <w:r>
@@ -5418,7 +5367,7 @@
                 <w:b w:val="0"/>
                 <w:sz w:val="21"/>
               </w:rPr>
-              <w:t>共用水源的可调清水台架。台架分A、B两支路：A支路为被测支管，水流依次经过P0侧向取压接口、受限元件R、P1侧向取压接口与流量计Q，随后分为正常出流与泄漏旁路，其中受限元件R为可调阻力件，泄漏旁路为调节阀；B支路以切换阀与可调负载</w:t>
+              <w:t>共用水源的可调清水台架。台架分A、B两支路：A支路为被测支管，水流依次经过流量计Q、P0侧向取压接口、受限元件R、P1侧向取压接口，随后分为正常出流与泄漏旁路，其中受限元件R为可调阻力件，泄漏旁路为调节阀；B支路以切换阀与可调负载</w:t>
             </w:r>
             <w:r>
               <w:rPr>
@@ -5589,9 +5538,9 @@
               </w:rPr>
               <w:drawing>
                 <wp:inline distT="0" distB="0" distL="114300" distR="114300">
-                  <wp:extent cx="5397500" cy="3530600"/>
+                  <wp:extent cx="5397500" cy="3585221"/>
                   <wp:effectExtent l="0" t="0" r="0" b="10160"/>
-                  <wp:docPr id="26" name="图片 5" descr="图3 验证台架三维布局设计"/>
+                  <wp:docPr id="26" name="图片 5" descr="图3-8 双支路验证台架三维布局（流量计 Q 最上游）"/>
                   <wp:cNvGraphicFramePr>
                     <a:graphicFrameLocks noChangeAspect="1"/>
                   </wp:cNvGraphicFramePr>
@@ -5613,7 +5562,7 @@
                         <pic:spPr>
                           <a:xfrm>
                             <a:off x="0" y="0"/>
-                            <a:ext cx="5397500" cy="3530600"/>
+                            <a:ext cx="5397500" cy="3585221"/>
                           </a:xfrm>
                           <a:prstGeom prst="rect">
                             <a:avLst/>
@@ -5632,7 +5581,7 @@
           </w:p>
           <w:p>
             <w:pPr>
-              <w:pStyle w:val="000020"/>
+              <w:pStyle w:val="00000a"/>
               <w:keepNext w:val="0"/>
               <w:keepLines w:val="0"/>
               <w:pageBreakBefore w:val="0"/>
@@ -5663,7 +5612,7 @@
                 <w:szCs w:val="21"/>
                 <w:lang w:val="en-US" w:eastAsia="zh-CN"/>
               </w:rPr>
-              <w:t>图3-8双支路验证台架三维布局</w:t>
+              <w:t>图3-8 双支路验证台架三维布局</w:t>
             </w:r>
           </w:p>
           <w:p>
@@ -5770,7 +5719,7 @@
           </w:p>
           <w:p>
             <w:pPr>
-              <w:pStyle w:val="00001d"/>
+              <w:pStyle w:val="000002"/>
               <w:bidi w:val="0"/>
             </w:pPr>
             <w:r>
@@ -6308,7 +6257,7 @@
           </w:p>
           <w:p>
             <w:pPr>
-              <w:pStyle w:val="00001d"/>
+              <w:pStyle w:val="000002"/>
               <w:bidi w:val="0"/>
             </w:pPr>
             <w:r>
@@ -6778,7 +6727,7 @@
           </w:p>
           <w:p>
             <w:pPr>
-              <w:pStyle w:val="00001d"/>
+              <w:pStyle w:val="000002"/>
               <w:bidi w:val="0"/>
             </w:pPr>
             <w:r>
@@ -7130,7 +7079,7 @@
                 <w:b w:val="0"/>
                 <w:sz w:val="21"/>
               </w:rPr>
-              <w:t>布置A、B双支路水路：A支路依次安装P0侧向取压接口、受限元件R、P1侧向取压接口与流量计Q，随后分出正常出流与泄漏旁路；B支路安装切换阀与可调负载。管路采用De25PVC-U（外径20mm、内径16mm），管中心高140mm，框架为900×520mm铝型材。装配完成后进行固定、排气与密封检查，确认无渗漏后进入下一步。</w:t>
+              <w:t>布置A、B双支路水路：A支路依次安装流量计Q、P0侧向取压接口、受限元件R、P1侧向取压接口，随后分出正常出流与泄漏旁路；B支路安装切换阀与可调负载。管路采用De25PVC-U（外径20mm、内径16mm），管中心高140mm，框架为900×520mm铝型材。装配完成后进行固定、排气与密封检查，确认无渗漏后进入下一步。</w:t>
             </w:r>
           </w:p>
           <w:p>
@@ -7182,7 +7131,7 @@
                 <w:b w:val="0"/>
                 <w:sz w:val="21"/>
               </w:rPr>
-              <w:t>，再接入SGM58031模数转换模块，并核对I²C地址与总线上拉；随后核对microSD与无线模块的供电与接线，确认主控、模数转换、缓冲器与存储处于同一3.3V电平域，避免电平不匹配。</w:t>
+              <w:t>，再核对内置ADC输入接线，如需升级则接入SGM58031模数转换模块并核对I²C地址与总线上拉；随后核对microSD与无线模块的供电与接线，确认主控、模数转换、缓冲器与存储处于同一3.3V电平域，避免电平不匹配。</w:t>
             </w:r>
           </w:p>
           <w:p>
@@ -7578,7 +7527,7 @@
                 <w:b w:val="0"/>
                 <w:sz w:val="21"/>
               </w:rPr>
-              <w:t>（1）低量程差压的可辨识范围。判据以两测点压差与总流量为输入，核心问题是5%—15%的等效变化能否被稳定分辨。本项目已将压力测量由两只表压变送器相减改为单只差压变送器：原方案用200kPa量程测量5—10kPa压差，量程是信号的20—40倍，两路合成的标称不确定度约0.74kPa，在三档供压下均不足以分辨5%的变化；改用35—40 kPa 档、±0.5%FS差压变送器后，不确定度降至约0.05kPa，三档供压下目标变化与不确定度之比约为10、15与21，具备分辨能力。流量侧10秒滚动计数窗的相对分辨力约0.278%，优于5%目标一个数量级，不再是瓶颈。可辨识范围以“目标变化量与扩展不确定度能够分离”为判据确定，5%作为测量能力的边界情形单独评价，10%为本期预期验证的正式下限。实测不确定度将由台架标定阶段的不确定度评定给出。</w:t>
+              <w:t>（1）低量程差压的可辨识范围。判据以两测点压差与总流量为输入，核心问题是5%—15%的等效变化能否被稳定分辨。本项目已将压力测量由两只表压变送器相减改为单只差压变送器：原方案用200kPa量程测量5—10kPa压差，量程是信号的20—40倍，两路合成的标称不确定度约0.74kPa，在三档供压下均不足以分辨5%的变化；改用0—40 kPa 档、±0.5%FS差压变送器后，不确定度降至约0.05kPa，三档供压下目标变化与不确定度之比约为10、15与21，具备分辨能力。流量侧10秒滚动计数窗的相对分辨力约0.278%，优于5%目标一个数量级，不再是瓶颈。可辨识范围以“目标变化量与扩展不确定度能够分离”为判据确定，5%作为测量能力的边界情形单独评价，10%为本期预期验证的正式下限。实测不确定度将由台架标定阶段的不确定度评定给出。</w:t>
             </w:r>
           </w:p>
           <w:p>
@@ -9071,7 +9020,7 @@
                 <w:b w:val="0"/>
                 <w:sz w:val="21"/>
               </w:rPr>
-              <w:t>（1）原型系统成果。建成可演示的支管故障诊断物联网原型：感知节点以GD32F103CBT6为主控，集成35—40 kPa 档差压变送器、干管参照压力变送器、SGM58031模数转换与脉冲式流量计，经E220LoRa与接收端连接；配套A、B双支路清水台架（A支路流量1.85—4.34L/min，含上游扰动注入、B末端堵塞与首部/干管参照三类设施），以及总览、监测、核查、设备、历史、实验、台架、设置八页面的桌面巡检软件，覆盖稳定采集、异常提示、可靠接收、核查复测与模拟控制流程。</w:t>
+              <w:t>（1）原型系统成果。建成可演示的支管故障诊断物联网原型：感知节点以GD32F103CBT6为主控，集成0—40 kPa 档差压变送器、干管参照压力变送器、内置12位ADC模数转换与脉冲式流量计，经E220LoRa与接收端连接；配套A、B双支路清水台架（A支路流量1.85—4.34L/min，含上游扰动注入、B末端堵塞与首部/干管参照三类设施），以及总览、监测、核查、设备、历史、实验、台架、设置八页面的桌面巡检软件，覆盖稳定采集、异常提示、可靠接收、核查复测与模拟控制流程。</w:t>
             </w:r>
           </w:p>
           <w:p>
@@ -9984,7 +9933,7 @@
           </w:p>
           <w:tbl>
             <w:tblPr>
-              <w:tblStyle w:val="000023"/>
+              <w:tblStyle w:val="000007"/>
               <w:tblW w:w="0" w:type="auto"/>
               <w:jc w:val="center"/>
               <w:tblBorders>
@@ -10127,7 +10076,7 @@
                       <w:b w:val="0"/>
                       <w:sz w:val="19"/>
                     </w:rPr>
-                    <w:t>感知节点元器件（35—40 kPa 档差压变送器与干管参照压力变送器、取样调理、脉冲流量计与电平转换、主控、模数转换、LoRa与存储模块、电源模块）、双支路台架水工材料（管道、阀门接头、活接、受限元件R、泄漏旁路、回水与排水防溅、收集与称量容器）</w:t>
+                    <w:t>感知节点元器件（0—40 kPa 档差压变送器与干管参照压力变送器、取样调理、脉冲流量计与电平转换、主控、模数转换、LoRa与存储模块、电源模块）、双支路台架水工材料（管道、阀门接头、活接、受限元件R、泄漏旁路、回水与排水防溅、收集与称量容器）</w:t>
                   </w:r>
                 </w:p>
               </w:tc>
@@ -10337,7 +10286,7 @@
                 <w:b w:val="0"/>
                 <w:sz w:val="21"/>
               </w:rPr>
-              <w:t>专用材料费为支出主体，具体包含三部分：其一，感知节点元器件，包括GD32F103CBT6主控、35—40 kPa 档差压变送器与干管参照压力变送器、SGM58031模数转换模块、脉冲式流量计、E220LoRa模块、microSD存储及电源、调理保护电路与LED/蜂鸣器演示器件，约2600元；其二，双支路台架水路耗材，包括PVC管材、阀门接头、泄漏旁路、受限元件R、正常出流与收集容器及排水防溅结构，约2200元；其三，上游扰动注入与下游背压、首部/干管参照装置，包括可调压力扰动阀、B末端可调堵塞元件、压力调节器及额外测点，约1500元。印刷费用于申报与结题材料印刷装订、图纸与标定曲线出图、实验记录表打印，以及文献资料检索与论文投稿、软件著作权申请等知识产权事务，合计5200元。其他费用含器件采购邮寄、赴合作团场或试验站现场调研与正常轮灌工况观测的交通费（占总预算约4%，在学校规定的30%限额内）以及标定与预实验临时耗材，计500元。参考仪表不列为本项目购置支出，改以借调或委托校准方式取得。</w:t>
+              <w:t>专用材料费为支出主体，具体包含三部分：其一，感知节点元器件，包括GD32F103CBT6主控、0—40 kPa 档差压变送器与干管参照压力变送器、（可选）SGM58031模数转换模块、脉冲式流量计、E220LoRa模块、microSD存储及电源、调理保护电路与LED/蜂鸣器演示器件，约2600元；其二，双支路台架水路耗材，包括PVC管材、阀门接头、泄漏旁路、受限元件R、正常出流与收集容器及排水防溅结构，约2200元；其三，上游扰动注入与下游背压、首部/干管参照装置，包括可调压力扰动阀、B末端可调堵塞元件、压力调节器及额外测点，约1500元。印刷费用于申报与结题材料印刷装订、图纸与标定曲线出图、实验记录表打印，以及文献资料检索与论文投稿、软件著作权申请等知识产权事务，合计5200元。其他费用含器件采购邮寄、赴合作团场或试验站现场调研与正常轮灌工况观测的交通费（占总预算约4%，在学校规定的30%限额内）以及标定与预实验临时耗材，计500元。参考仪表不列为本项目购置支出，改以借调或委托校准方式取得。</w:t>
             </w:r>
           </w:p>
         </w:tc>
@@ -11127,7 +11076,7 @@
 <w:ftr xmlns:w="http://schemas.openxmlformats.org/wordprocessingml/2006/main" xmlns:a="http://schemas.openxmlformats.org/drawingml/2006/main" xmlns:wp="http://schemas.openxmlformats.org/drawingml/2006/wordprocessingDrawing" xmlns:w14="http://schemas.microsoft.com/office/word/2010/wordml" xmlns:wps="http://schemas.microsoft.com/office/word/2010/wordprocessingShape" xmlns:mc="http://schemas.openxmlformats.org/markup-compatibility/2006" mc:Ignorable="w14 wps">
   <w:p>
     <w:pPr>
-      <w:pStyle w:val="000007"/>
+      <w:pStyle w:val="000008"/>
     </w:pPr>
     <w:r>
       <w:rPr>
@@ -11168,7 +11117,7 @@
                   <w:txbxContent>
                     <w:p>
                       <w:pPr>
-                        <w:pStyle w:val="000007"/>
+                        <w:pStyle w:val="000008"/>
                         <w:rPr>
                           <w:sz w:val="21"/>
                           <w:szCs w:val="21"/>
@@ -11183,7 +11132,7 @@
                       </w:r>
                       <w:r>
                         <w:rPr>
-                          <w:rStyle w:val="000009"/>
+                          <w:rStyle w:val="000005"/>
                           <w:sz w:val="21"/>
                           <w:szCs w:val="21"/>
                         </w:rPr>
@@ -11198,7 +11147,7 @@
                       </w:r>
                       <w:r>
                         <w:rPr>
-                          <w:rStyle w:val="000009"/>
+                          <w:rStyle w:val="000005"/>
                           <w:sz w:val="21"/>
                           <w:szCs w:val="21"/>
                         </w:rPr>
@@ -11264,11 +11213,11 @@
       </w:rPr>
     </w:lvl>
   </w:abstractNum>
+  <w:num w:numId="1">
+    <w:abstractNumId w:val="1"/>
+  </w:num>
   <w:num w:numId="2">
     <w:abstractNumId w:val="0"/>
-  </w:num>
-  <w:num w:numId="1">
-    <w:abstractNumId w:val="1"/>
   </w:num>
 </w:numbering>
 </file>
@@ -11284,256 +11233,351 @@
     <w:pPrDefault/>
   </w:docDefaults>
   <w:latentStyles w:defLockedState="0" w:defUIPriority="99" w:defSemiHidden="1" w:defUnhideWhenUsed="1" w:defQFormat="0" w:count="260">
+    <w:lsdException w:name="Medium List 2 Accent 1" w:uiPriority="66" w:semiHidden="0" w:unhideWhenUsed="0"/>
+    <w:lsdException w:name="Table Classic 1" w:uiPriority="0" w:semiHidden="0" w:unhideWhenUsed="0"/>
+    <w:lsdException w:name="FollowedHyperlink" w:uiPriority="0" w:semiHidden="0" w:unhideWhenUsed="0"/>
+    <w:lsdException w:name="HTML Variable" w:uiPriority="0" w:semiHidden="0" w:unhideWhenUsed="0"/>
+    <w:lsdException w:name="Light Grid Accent 1" w:uiPriority="62" w:semiHidden="0" w:unhideWhenUsed="0"/>
+    <w:lsdException w:name="Table Subtle 1" w:uiPriority="0" w:semiHidden="0" w:unhideWhenUsed="0"/>
+    <w:lsdException w:name="Medium Grid 1 Accent 5" w:uiPriority="67" w:semiHidden="0" w:unhideWhenUsed="0"/>
+    <w:lsdException w:name="Table Grid 8" w:uiPriority="0" w:semiHidden="0" w:unhideWhenUsed="0"/>
+    <w:lsdException w:name="Colorful Grid" w:uiPriority="73" w:semiHidden="0" w:unhideWhenUsed="0"/>
+    <w:lsdException w:name="index 9" w:uiPriority="0" w:semiHidden="0" w:unhideWhenUsed="0"/>
+    <w:lsdException w:name="Table Grid 3" w:uiPriority="0" w:semiHidden="0" w:unhideWhenUsed="0"/>
+    <w:lsdException w:name="List Bullet 4" w:uiPriority="0" w:semiHidden="0" w:unhideWhenUsed="0"/>
+    <w:lsdException w:name="Colorful Shading Accent 2" w:uiPriority="71" w:semiHidden="0" w:unhideWhenUsed="0"/>
+    <w:lsdException w:name="Light Shading Accent 5" w:uiPriority="60" w:semiHidden="0" w:unhideWhenUsed="0"/>
+    <w:lsdException w:name="Colorful List Accent 4" w:uiPriority="72" w:semiHidden="0" w:unhideWhenUsed="0"/>
+    <w:lsdException w:name="HTML Definition" w:uiPriority="0" w:semiHidden="0" w:unhideWhenUsed="0"/>
+    <w:lsdException w:name="Balloon Text" w:uiPriority="0" w:semiHidden="0" w:unhideWhenUsed="0"/>
+    <w:lsdException w:name="footnote reference" w:uiPriority="0" w:semiHidden="0" w:unhideWhenUsed="0"/>
+    <w:lsdException w:name="Colorful Shading Accent 5" w:uiPriority="71" w:semiHidden="0" w:unhideWhenUsed="0"/>
+    <w:lsdException w:name="Strong" w:uiPriority="0" w:semiHidden="0" w:unhideWhenUsed="0"/>
+    <w:lsdException w:name="table of figures" w:uiPriority="0" w:semiHidden="0" w:unhideWhenUsed="0"/>
+    <w:lsdException w:name="Medium Grid 2 Accent 5" w:uiPriority="68" w:semiHidden="0" w:unhideWhenUsed="0"/>
+    <w:lsdException w:name="List Number 4" w:uiPriority="0" w:semiHidden="0" w:unhideWhenUsed="0"/>
+    <w:lsdException w:name="Dark List Accent 1" w:uiPriority="70" w:semiHidden="0" w:unhideWhenUsed="0"/>
+    <w:lsdException w:name="Medium Shading 1 Accent 5" w:uiPriority="63" w:semiHidden="0" w:unhideWhenUsed="0"/>
+    <w:lsdException w:name="macro" w:uiPriority="99" w:semiHidden="0" w:qFormat="1"/>
+    <w:lsdException w:name="Table List 1" w:uiPriority="0" w:semiHidden="0" w:unhideWhenUsed="0"/>
     <w:lsdException w:name="index 5" w:uiPriority="0" w:semiHidden="0" w:unhideWhenUsed="0"/>
+    <w:lsdException w:name="heading 9" w:uiPriority="0" w:semiHidden="0" w:unhideWhenUsed="0"/>
+    <w:lsdException w:name="Medium Grid 1 Accent 2" w:uiPriority="67" w:semiHidden="0" w:unhideWhenUsed="0"/>
+    <w:lsdException w:name="HTML Keyboard" w:uiPriority="0" w:semiHidden="0" w:unhideWhenUsed="0"/>
+    <w:lsdException w:name="Colorful Shading Accent 4" w:uiPriority="71" w:semiHidden="0" w:unhideWhenUsed="0"/>
+    <w:lsdException w:name="Medium Shading 1 Accent 6" w:uiPriority="63" w:semiHidden="0" w:unhideWhenUsed="0"/>
+    <w:lsdException w:name="Table List 6" w:uiPriority="0" w:semiHidden="0" w:unhideWhenUsed="0"/>
+    <w:lsdException w:name="Body Text First Indent" w:uiPriority="0" w:semiHidden="0" w:unhideWhenUsed="0"/>
+    <w:lsdException w:name="Dark List Accent 4" w:uiPriority="70" w:semiHidden="0" w:unhideWhenUsed="0"/>
+    <w:lsdException w:name="Medium Shading 1" w:uiPriority="63" w:semiHidden="0" w:unhideWhenUsed="0"/>
+    <w:lsdException w:name="List Continue 2" w:uiPriority="0" w:semiHidden="0" w:unhideWhenUsed="0"/>
+    <w:lsdException w:name="Medium List 2" w:uiPriority="66" w:semiHidden="0" w:unhideWhenUsed="0"/>
+    <w:lsdException w:name="Colorful List Accent 3" w:uiPriority="72" w:semiHidden="0" w:unhideWhenUsed="0"/>
+    <w:lsdException w:name="table of authorities" w:uiPriority="0" w:semiHidden="0" w:unhideWhenUsed="0"/>
+    <w:lsdException w:name="Medium Grid 3 Accent 6" w:uiPriority="69" w:semiHidden="0" w:unhideWhenUsed="0"/>
+    <w:lsdException w:name="Medium List 2 Accent 4" w:uiPriority="66" w:semiHidden="0" w:unhideWhenUsed="0"/>
+    <w:lsdException w:name="Medium Shading 1 Accent 3" w:uiPriority="63" w:semiHidden="0" w:unhideWhenUsed="0"/>
+    <w:lsdException w:name="List Continue 4" w:uiPriority="0" w:semiHidden="0" w:unhideWhenUsed="0"/>
+    <w:lsdException w:name="index 8" w:uiPriority="0" w:semiHidden="0" w:unhideWhenUsed="0"/>
+    <w:lsdException w:name="heading 3" w:uiPriority="0" w:semiHidden="0" w:unhideWhenUsed="0"/>
+    <w:lsdException w:name="HTML Preformatted" w:uiPriority="0" w:semiHidden="0" w:unhideWhenUsed="0"/>
+    <w:lsdException w:name="Table Grid 2" w:uiPriority="0" w:semiHidden="0" w:unhideWhenUsed="0"/>
+    <w:lsdException w:name="Light List Accent 2" w:uiPriority="61" w:semiHidden="0" w:unhideWhenUsed="0"/>
+    <w:lsdException w:name="index 6" w:uiPriority="0" w:semiHidden="0" w:unhideWhenUsed="0"/>
+    <w:lsdException w:name="Colorful List Accent 6" w:uiPriority="72" w:semiHidden="0" w:unhideWhenUsed="0"/>
+    <w:lsdException w:name="Table Web 1" w:uiPriority="0" w:semiHidden="0" w:unhideWhenUsed="0"/>
+    <w:lsdException w:name="index heading" w:uiPriority="0" w:semiHidden="0" w:unhideWhenUsed="0"/>
+    <w:lsdException w:name="HTML Sample" w:uiPriority="0" w:semiHidden="0" w:unhideWhenUsed="0"/>
+    <w:lsdException w:name="Medium Shading 1 Accent 4" w:uiPriority="63" w:semiHidden="0" w:unhideWhenUsed="0"/>
+    <w:lsdException w:name="Closing" w:uiPriority="0" w:semiHidden="0" w:unhideWhenUsed="0"/>
+    <w:lsdException w:name="Medium List 1 Accent 3" w:uiPriority="65" w:semiHidden="0" w:unhideWhenUsed="0"/>
+    <w:lsdException w:name="Medium Shading 1 Accent 2" w:uiPriority="63" w:semiHidden="0" w:unhideWhenUsed="0"/>
+    <w:lsdException w:name="Note Heading" w:uiPriority="0" w:semiHidden="0" w:unhideWhenUsed="0"/>
+    <w:lsdException w:name="Table Colorful 2" w:uiPriority="0" w:semiHidden="0" w:unhideWhenUsed="0"/>
+    <w:lsdException w:name="Medium List 1" w:uiPriority="65" w:semiHidden="0" w:unhideWhenUsed="0"/>
+    <w:lsdException w:name="index 4" w:uiPriority="0" w:semiHidden="0" w:unhideWhenUsed="0"/>
+    <w:lsdException w:name="Table Grid 4" w:uiPriority="0" w:semiHidden="0" w:unhideWhenUsed="0"/>
+    <w:lsdException w:name="Body Text Indent 3" w:uiPriority="0" w:semiHidden="0" w:unhideWhenUsed="0"/>
+    <w:lsdException w:name="HTML Typewriter" w:uiPriority="0" w:semiHidden="0" w:unhideWhenUsed="0"/>
+    <w:lsdException w:name="Table Classic 3" w:uiPriority="0" w:semiHidden="0" w:unhideWhenUsed="0"/>
+    <w:lsdException w:name="Light Shading" w:uiPriority="60" w:semiHidden="0" w:unhideWhenUsed="0"/>
+    <w:lsdException w:name="Date" w:uiPriority="0" w:semiHidden="0" w:unhideWhenUsed="0"/>
+    <w:lsdException w:name="Table Theme" w:uiPriority="0" w:semiHidden="0" w:unhideWhenUsed="0"/>
+    <w:lsdException w:name="List Continue 3" w:uiPriority="0" w:semiHidden="0" w:unhideWhenUsed="0"/>
+    <w:lsdException w:name="annotation subject" w:uiPriority="0" w:semiHidden="0" w:unhideWhenUsed="0"/>
+    <w:lsdException w:name="Light Grid" w:uiPriority="62" w:semiHidden="0" w:unhideWhenUsed="0"/>
+    <w:lsdException w:name="Medium Grid 1 Accent 6" w:uiPriority="67" w:semiHidden="0" w:unhideWhenUsed="0"/>
+    <w:lsdException w:name="Light Shading Accent 4" w:uiPriority="60" w:semiHidden="0" w:unhideWhenUsed="0"/>
+    <w:lsdException w:name="Light List Accent 6" w:uiPriority="61" w:semiHidden="0" w:unhideWhenUsed="0"/>
+    <w:lsdException w:name="Medium Shading 2 Accent 4" w:uiPriority="64" w:semiHidden="0" w:unhideWhenUsed="0"/>
+    <w:lsdException w:name="toc 3" w:uiPriority="0" w:semiHidden="0" w:unhideWhenUsed="0"/>
+    <w:lsdException w:name="Medium Grid 2 Accent 4" w:uiPriority="68" w:semiHidden="0" w:unhideWhenUsed="0"/>
+    <w:lsdException w:name="Table List 8" w:uiPriority="0" w:semiHidden="0" w:unhideWhenUsed="0"/>
+    <w:lsdException w:name="Colorful List Accent 2" w:uiPriority="72" w:semiHidden="0" w:unhideWhenUsed="0"/>
+    <w:lsdException w:name="Title" w:uiPriority="0" w:semiHidden="0" w:unhideWhenUsed="0"/>
+    <w:lsdException w:name="heading 2" w:uiPriority="0" w:semiHidden="0" w:unhideWhenUsed="0"/>
+    <w:lsdException w:name="Table Grid" w:uiPriority="0" w:semiHidden="0" w:unhideWhenUsed="0" w:qFormat="1"/>
+    <w:lsdException w:name="Medium Shading 2 Accent 1" w:uiPriority="64" w:semiHidden="0" w:unhideWhenUsed="0"/>
+    <w:lsdException w:name="Table 3D effects 3" w:uiPriority="0" w:semiHidden="0" w:unhideWhenUsed="0"/>
+    <w:lsdException w:name="Medium List 1 Accent 5" w:uiPriority="65" w:semiHidden="0" w:unhideWhenUsed="0"/>
+    <w:lsdException w:name="Table List 3" w:uiPriority="0" w:semiHidden="0" w:unhideWhenUsed="0"/>
+    <w:lsdException w:name="HTML Acronym" w:uiPriority="0" w:semiHidden="0" w:unhideWhenUsed="0"/>
+    <w:lsdException w:name="Table Columns 1" w:uiPriority="0" w:semiHidden="0" w:unhideWhenUsed="0"/>
+    <w:lsdException w:name="Colorful Grid Accent 1" w:uiPriority="73" w:semiHidden="0" w:unhideWhenUsed="0"/>
+    <w:lsdException w:name="Body Text Indent 2" w:uiPriority="0" w:semiHidden="0" w:unhideWhenUsed="0"/>
+    <w:lsdException w:name="Medium Shading 2 Accent 6" w:uiPriority="64" w:semiHidden="0" w:unhideWhenUsed="0"/>
+    <w:lsdException w:name="List" w:uiPriority="0" w:semiHidden="0" w:unhideWhenUsed="0"/>
+    <w:lsdException w:name="Colorful Shading" w:uiPriority="71" w:semiHidden="0" w:unhideWhenUsed="0"/>
+    <w:lsdException w:name="List Bullet 5" w:uiPriority="0" w:semiHidden="0" w:unhideWhenUsed="0"/>
+    <w:lsdException w:name="Medium List 1 Accent 4" w:uiPriority="65" w:semiHidden="0" w:unhideWhenUsed="0"/>
+    <w:lsdException w:name="List Bullet" w:uiPriority="0" w:semiHidden="0" w:unhideWhenUsed="0"/>
+    <w:lsdException w:name="Medium List 1 Accent 2" w:uiPriority="65" w:semiHidden="0" w:unhideWhenUsed="0"/>
+    <w:lsdException w:name="envelope return" w:uiPriority="0" w:semiHidden="0" w:unhideWhenUsed="0"/>
+    <w:lsdException w:name="List Continue" w:uiPriority="0" w:semiHidden="0" w:unhideWhenUsed="0"/>
+    <w:lsdException w:name="Light Shading Accent 3" w:uiPriority="60" w:semiHidden="0" w:unhideWhenUsed="0"/>
+    <w:lsdException w:name="List Number 2" w:uiPriority="0" w:semiHidden="0" w:unhideWhenUsed="0"/>
+    <w:lsdException w:name="Table List 5" w:uiPriority="0" w:semiHidden="0" w:unhideWhenUsed="0"/>
+    <w:lsdException w:name="Colorful Grid Accent 5" w:uiPriority="73" w:semiHidden="0" w:unhideWhenUsed="0"/>
+    <w:lsdException w:name="Light List" w:uiPriority="61" w:semiHidden="0" w:unhideWhenUsed="0"/>
+    <w:lsdException w:name="endnote reference" w:uiPriority="0" w:semiHidden="0" w:unhideWhenUsed="0"/>
+    <w:lsdException w:name="Normal Indent" w:uiPriority="0" w:semiHidden="0" w:unhideWhenUsed="0"/>
+    <w:lsdException w:name="Light Shading Accent 6" w:uiPriority="60" w:semiHidden="0" w:unhideWhenUsed="0"/>
+    <w:lsdException w:name="Table Web 3" w:uiPriority="0" w:semiHidden="0" w:unhideWhenUsed="0"/>
+    <w:lsdException w:name="E-mail Signature" w:uiPriority="0" w:semiHidden="0" w:unhideWhenUsed="0"/>
+    <w:lsdException w:name="Medium Shading 2 Accent 2" w:uiPriority="64" w:semiHidden="0" w:unhideWhenUsed="0"/>
+    <w:lsdException w:name="heading 7" w:uiPriority="0" w:semiHidden="0" w:unhideWhenUsed="0"/>
+    <w:lsdException w:name="Light List Accent 5" w:uiPriority="61" w:semiHidden="0" w:unhideWhenUsed="0"/>
+    <w:lsdException w:name="Dark List Accent 5" w:uiPriority="70" w:semiHidden="0" w:unhideWhenUsed="0"/>
+    <w:lsdException w:name="Table Columns 4" w:uiPriority="0" w:semiHidden="0" w:unhideWhenUsed="0"/>
+    <w:lsdException w:name="Table List 4" w:uiPriority="0" w:semiHidden="0" w:unhideWhenUsed="0"/>
+    <w:lsdException w:name="Medium List 2 Accent 2" w:uiPriority="66" w:semiHidden="0" w:unhideWhenUsed="0"/>
+    <w:lsdException w:name="HTML Code" w:uiPriority="0" w:semiHidden="0" w:unhideWhenUsed="0"/>
+    <w:lsdException w:name="header" w:uiPriority="0" w:semiHidden="0" w:unhideWhenUsed="0" w:qFormat="1"/>
+    <w:lsdException w:name="Table List 2" w:uiPriority="0" w:semiHidden="0" w:unhideWhenUsed="0"/>
+    <w:lsdException w:name="index 2" w:uiPriority="0" w:semiHidden="0" w:unhideWhenUsed="0"/>
+    <w:lsdException w:name="Medium List 1 Accent 1" w:uiPriority="65" w:semiHidden="0" w:unhideWhenUsed="0"/>
+    <w:lsdException w:name="List Continue 5" w:uiPriority="0" w:semiHidden="0" w:unhideWhenUsed="0"/>
+    <w:lsdException w:name="Body Text 3" w:uiPriority="0" w:semiHidden="0" w:unhideWhenUsed="0"/>
+    <w:lsdException w:name="Light List Accent 4" w:uiPriority="61" w:semiHidden="0" w:unhideWhenUsed="0"/>
+    <w:lsdException w:name="Table Classic 2" w:uiPriority="0" w:semiHidden="0" w:unhideWhenUsed="0"/>
+    <w:lsdException w:name="Light Grid Accent 6" w:uiPriority="62" w:semiHidden="0" w:unhideWhenUsed="0"/>
+    <w:lsdException w:name="Medium Shading 2" w:uiPriority="64" w:semiHidden="0" w:unhideWhenUsed="0"/>
+    <w:lsdException w:name="Light List Accent 3" w:uiPriority="61" w:semiHidden="0" w:unhideWhenUsed="0"/>
+    <w:lsdException w:name="Document Map" w:uiPriority="0" w:semiHidden="0" w:unhideWhenUsed="0"/>
+    <w:lsdException w:name="Hyperlink" w:uiPriority="0" w:semiHidden="0" w:unhideWhenUsed="0"/>
+    <w:lsdException w:name="Body Text First Indent 2" w:uiPriority="0" w:semiHidden="0" w:unhideWhenUsed="0"/>
+    <w:lsdException w:name="Signature" w:uiPriority="0" w:semiHidden="0" w:unhideWhenUsed="0"/>
+    <w:lsdException w:name="Dark List Accent 3" w:uiPriority="70" w:semiHidden="0" w:unhideWhenUsed="0"/>
+    <w:lsdException w:name="Message Header" w:uiPriority="0" w:semiHidden="0" w:unhideWhenUsed="0"/>
+    <w:lsdException w:name="Medium Grid 2 Accent 6" w:uiPriority="68" w:semiHidden="0" w:unhideWhenUsed="0"/>
+    <w:lsdException w:name="Light Shading Accent 2" w:uiPriority="60" w:semiHidden="0" w:unhideWhenUsed="0"/>
+    <w:lsdException w:name="heading 4" w:uiPriority="9" w:semiHidden="0" w:qFormat="1"/>
+    <w:lsdException w:name="Table 3D effects 2" w:uiPriority="0" w:semiHidden="0" w:unhideWhenUsed="0"/>
+    <w:lsdException w:name="Medium List 2 Accent 6" w:uiPriority="66" w:semiHidden="0" w:unhideWhenUsed="0"/>
+    <w:lsdException w:name="toc 7" w:uiPriority="0" w:semiHidden="0" w:unhideWhenUsed="0"/>
+    <w:lsdException w:name="Table Web 2" w:uiPriority="0" w:semiHidden="0" w:unhideWhenUsed="0"/>
+    <w:lsdException w:name="List Number 3" w:uiPriority="0" w:semiHidden="0" w:unhideWhenUsed="0"/>
+    <w:lsdException w:name="Dark List Accent 2" w:uiPriority="70" w:semiHidden="0" w:unhideWhenUsed="0"/>
+    <w:lsdException w:name="Medium List 1 Accent 6" w:uiPriority="65" w:semiHidden="0" w:unhideWhenUsed="0"/>
+    <w:lsdException w:name="heading 6" w:uiPriority="0" w:semiHidden="0" w:unhideWhenUsed="0"/>
+    <w:lsdException w:name="footer" w:uiPriority="0" w:semiHidden="0" w:unhideWhenUsed="0" w:qFormat="1"/>
+    <w:lsdException w:name="annotation reference" w:uiPriority="0" w:semiHidden="0" w:unhideWhenUsed="0"/>
+    <w:lsdException w:name="Table Subtle 2" w:uiPriority="0" w:semiHidden="0" w:unhideWhenUsed="0"/>
+    <w:lsdException w:name="Table Columns 5" w:uiPriority="0" w:semiHidden="0" w:unhideWhenUsed="0"/>
+    <w:lsdException w:name="heading 1" w:uiPriority="0" w:semiHidden="0" w:unhideWhenUsed="0"/>
+    <w:lsdException w:name="Medium Grid 3 Accent 5" w:uiPriority="69" w:semiHidden="0" w:unhideWhenUsed="0"/>
+    <w:lsdException w:name="Medium List 2 Accent 3" w:uiPriority="66" w:semiHidden="0" w:unhideWhenUsed="0"/>
+    <w:lsdException w:name="annotation text" w:uiPriority="0" w:semiHidden="0" w:unhideWhenUsed="0"/>
+    <w:lsdException w:name="Colorful Shading Accent 1" w:uiPriority="71" w:semiHidden="0" w:unhideWhenUsed="0"/>
+    <w:lsdException w:name="Body Text 2" w:uiPriority="0" w:semiHidden="0" w:unhideWhenUsed="0"/>
+    <w:lsdException w:name="index 7" w:uiPriority="0" w:semiHidden="0" w:unhideWhenUsed="0"/>
+    <w:lsdException w:name="Normal (Web)" w:uiPriority="0" w:semiHidden="0" w:unhideWhenUsed="0" w:qFormat="1"/>
+    <w:lsdException w:name="Table Columns 2" w:uiPriority="0" w:semiHidden="0" w:unhideWhenUsed="0"/>
+    <w:lsdException w:name="Block Text" w:uiPriority="0" w:semiHidden="0" w:unhideWhenUsed="0"/>
+    <w:lsdException w:name="heading 8" w:uiPriority="0" w:semiHidden="0" w:unhideWhenUsed="0"/>
+    <w:lsdException w:name="List 3" w:uiPriority="0" w:semiHidden="0" w:unhideWhenUsed="0"/>
+    <w:lsdException w:name="Colorful Grid Accent 4" w:uiPriority="73" w:semiHidden="0" w:unhideWhenUsed="0"/>
+    <w:lsdException w:name="Default Paragraph Font" w:uiPriority="0" w:unhideWhenUsed="0" w:qFormat="1"/>
+    <w:lsdException w:name="Medium Grid 2" w:uiPriority="68" w:semiHidden="0" w:unhideWhenUsed="0"/>
+    <w:lsdException w:name="Table Columns 3" w:uiPriority="0" w:semiHidden="0" w:unhideWhenUsed="0"/>
+    <w:lsdException w:name="Table Grid 5" w:uiPriority="0" w:semiHidden="0" w:unhideWhenUsed="0"/>
+    <w:lsdException w:name="Plain Text" w:uiPriority="0" w:semiHidden="0" w:unhideWhenUsed="0"/>
+    <w:lsdException w:name="envelope address" w:uiPriority="0" w:semiHidden="0" w:unhideWhenUsed="0"/>
+    <w:lsdException w:name="Medium List 2 Accent 5" w:uiPriority="66" w:semiHidden="0" w:unhideWhenUsed="0"/>
+    <w:lsdException w:name="Medium Shading 2 Accent 3" w:uiPriority="64" w:semiHidden="0" w:unhideWhenUsed="0"/>
+    <w:lsdException w:name="heading 5" w:uiPriority="0" w:semiHidden="0" w:unhideWhenUsed="0"/>
+    <w:lsdException w:name="toc 4" w:uiPriority="0" w:semiHidden="0" w:unhideWhenUsed="0"/>
+    <w:lsdException w:name="Dark List" w:uiPriority="70" w:semiHidden="0" w:unhideWhenUsed="0"/>
+    <w:lsdException w:name="Medium Shading 1 Accent 1" w:uiPriority="63" w:semiHidden="0" w:unhideWhenUsed="0"/>
+    <w:lsdException w:name="Colorful List Accent 1" w:uiPriority="72" w:semiHidden="0" w:unhideWhenUsed="0"/>
+    <w:lsdException w:name="index 3" w:uiPriority="0" w:semiHidden="0" w:unhideWhenUsed="0"/>
+    <w:lsdException w:name="caption" w:uiPriority="0" w:semiHidden="0" w:unhideWhenUsed="0"/>
+    <w:lsdException w:name="toc 9" w:uiPriority="0" w:semiHidden="0" w:unhideWhenUsed="0"/>
+    <w:lsdException w:name="toc 6" w:uiPriority="0" w:semiHidden="0" w:unhideWhenUsed="0"/>
+    <w:lsdException w:name="Light Grid Accent 3" w:uiPriority="62" w:semiHidden="0" w:unhideWhenUsed="0"/>
+    <w:lsdException w:name="Table Grid 7" w:uiPriority="0" w:semiHidden="0" w:unhideWhenUsed="0"/>
+    <w:lsdException w:name="footnote text" w:uiPriority="0" w:semiHidden="0" w:unhideWhenUsed="0"/>
+    <w:lsdException w:name="endnote text" w:uiPriority="0" w:semiHidden="0" w:unhideWhenUsed="0"/>
+    <w:lsdException w:name="Colorful Shading Accent 6" w:uiPriority="71" w:semiHidden="0" w:unhideWhenUsed="0"/>
+    <w:lsdException w:name="Medium Grid 3 Accent 1" w:uiPriority="69" w:semiHidden="0" w:unhideWhenUsed="0"/>
+    <w:lsdException w:name="Table Classic 4" w:uiPriority="0" w:semiHidden="0" w:unhideWhenUsed="0"/>
+    <w:lsdException w:name="HTML Address" w:uiPriority="0" w:semiHidden="0" w:unhideWhenUsed="0"/>
+    <w:lsdException w:name="toc 1" w:uiPriority="0" w:semiHidden="0" w:unhideWhenUsed="0"/>
+    <w:lsdException w:name="Salutation" w:uiPriority="0" w:semiHidden="0" w:unhideWhenUsed="0"/>
+    <w:lsdException w:name="Medium Grid 2 Accent 2" w:uiPriority="68" w:semiHidden="0" w:unhideWhenUsed="0"/>
+    <w:lsdException w:name="Table Grid 1" w:uiPriority="0" w:semiHidden="0" w:unhideWhenUsed="0"/>
+    <w:lsdException w:name="Colorful Grid Accent 3" w:uiPriority="73" w:semiHidden="0" w:unhideWhenUsed="0"/>
+    <w:lsdException w:name="List Bullet 2" w:uiPriority="0" w:semiHidden="0" w:unhideWhenUsed="0"/>
+    <w:lsdException w:name="Medium Grid 3 Accent 4" w:uiPriority="69" w:semiHidden="0" w:unhideWhenUsed="0"/>
+    <w:lsdException w:name="toc 8" w:uiPriority="0" w:semiHidden="0" w:unhideWhenUsed="0"/>
+    <w:lsdException w:name="Colorful List Accent 5" w:uiPriority="72" w:semiHidden="0" w:unhideWhenUsed="0"/>
+    <w:lsdException w:name="Table Colorful 1" w:uiPriority="0" w:semiHidden="0" w:unhideWhenUsed="0"/>
+    <w:lsdException w:name="Body Text Indent" w:uiPriority="0" w:semiHidden="0" w:unhideWhenUsed="0"/>
+    <w:lsdException w:name="Medium Grid 3 Accent 3" w:uiPriority="69" w:semiHidden="0" w:unhideWhenUsed="0"/>
+    <w:lsdException w:name="Light List Accent 1" w:uiPriority="61" w:semiHidden="0" w:unhideWhenUsed="0"/>
+    <w:lsdException w:name="Normal Table" w:uiPriority="0" w:unhideWhenUsed="0" w:qFormat="1"/>
+    <w:lsdException w:name="Table Simple 1" w:uiPriority="0" w:semiHidden="0" w:unhideWhenUsed="0"/>
+    <w:lsdException w:name="Table Elegant" w:uiPriority="0" w:semiHidden="0" w:unhideWhenUsed="0"/>
+    <w:lsdException w:name="List 2" w:uiPriority="0" w:semiHidden="0" w:unhideWhenUsed="0"/>
+    <w:lsdException w:name="List Number 5" w:uiPriority="0" w:semiHidden="0" w:unhideWhenUsed="0"/>
+    <w:lsdException w:name="Colorful Grid Accent 6" w:uiPriority="73" w:semiHidden="0" w:unhideWhenUsed="0"/>
+    <w:lsdException w:name="List 4" w:uiPriority="0" w:semiHidden="0" w:unhideWhenUsed="0"/>
+    <w:lsdException w:name="Emphasis" w:uiPriority="0" w:semiHidden="0" w:unhideWhenUsed="0"/>
+    <w:lsdException w:name="Body Text" w:uiPriority="0" w:semiHidden="0" w:unhideWhenUsed="0"/>
+    <w:lsdException w:name="Medium Grid 3" w:uiPriority="69" w:semiHidden="0" w:unhideWhenUsed="0"/>
+    <w:lsdException w:name="toc 5" w:uiPriority="0" w:semiHidden="0" w:unhideWhenUsed="0"/>
+    <w:lsdException w:name="List 5" w:uiPriority="0" w:semiHidden="0" w:unhideWhenUsed="0"/>
+    <w:lsdException w:name="Medium Grid 1 Accent 4" w:uiPriority="67" w:semiHidden="0" w:unhideWhenUsed="0"/>
+    <w:lsdException w:name="Subtitle" w:uiPriority="0" w:semiHidden="0" w:unhideWhenUsed="0"/>
+    <w:lsdException w:name="Normal" w:uiPriority="0" w:semiHidden="0" w:unhideWhenUsed="0" w:qFormat="1"/>
+    <w:lsdException w:name="Table Simple 3" w:uiPriority="0" w:semiHidden="0" w:unhideWhenUsed="0"/>
+    <w:lsdException w:name="Medium Grid 2 Accent 1" w:uiPriority="68" w:semiHidden="0" w:unhideWhenUsed="0"/>
+    <w:lsdException w:name="Medium Grid 3 Accent 2" w:uiPriority="69" w:semiHidden="0" w:unhideWhenUsed="0"/>
+    <w:lsdException w:name="Table Professional" w:uiPriority="0" w:semiHidden="0" w:unhideWhenUsed="0"/>
+    <w:lsdException w:name="Colorful Shading Accent 3" w:uiPriority="71" w:semiHidden="0" w:unhideWhenUsed="0"/>
+    <w:lsdException w:name="page number" w:uiPriority="0" w:semiHidden="0" w:unhideWhenUsed="0" w:qFormat="1"/>
+    <w:lsdException w:name="List Number" w:uiPriority="0" w:semiHidden="0" w:unhideWhenUsed="0"/>
+    <w:lsdException w:name="Light Grid Accent 2" w:uiPriority="62" w:semiHidden="0" w:unhideWhenUsed="0"/>
+    <w:lsdException w:name="Table Grid 6" w:uiPriority="0" w:semiHidden="0" w:unhideWhenUsed="0"/>
+    <w:lsdException w:name="HTML Cite" w:uiPriority="0" w:semiHidden="0" w:unhideWhenUsed="0"/>
+    <w:lsdException w:name="Table Simple 2" w:uiPriority="0" w:semiHidden="0" w:unhideWhenUsed="0"/>
+    <w:lsdException w:name="Medium Grid 1 Accent 1" w:uiPriority="67" w:semiHidden="0" w:unhideWhenUsed="0"/>
+    <w:lsdException w:name="line number" w:uiPriority="0" w:semiHidden="0" w:unhideWhenUsed="0"/>
+    <w:lsdException w:name="toa heading" w:uiPriority="0" w:semiHidden="0" w:unhideWhenUsed="0"/>
+    <w:lsdException w:name="Light Grid Accent 5" w:uiPriority="62" w:semiHidden="0" w:unhideWhenUsed="0"/>
+    <w:lsdException w:name="Colorful List" w:uiPriority="72" w:semiHidden="0" w:unhideWhenUsed="0"/>
+    <w:lsdException w:name="Medium Grid 2 Accent 3" w:uiPriority="68" w:semiHidden="0" w:unhideWhenUsed="0"/>
     <w:lsdException w:name="List Bullet 3" w:uiPriority="0" w:semiHidden="0" w:unhideWhenUsed="0"/>
-    <w:lsdException w:name="Table Web 1" w:uiPriority="0" w:semiHidden="0" w:unhideWhenUsed="0"/>
-    <w:lsdException w:name="caption" w:uiPriority="0" w:semiHidden="0" w:unhideWhenUsed="0"/>
-    <w:lsdException w:name="Medium Grid 1 Accent 2" w:uiPriority="67" w:semiHidden="0" w:unhideWhenUsed="0"/>
-    <w:lsdException w:name="Light Shading Accent 2" w:uiPriority="60" w:semiHidden="0" w:unhideWhenUsed="0"/>
-    <w:lsdException w:name="List" w:uiPriority="0" w:semiHidden="0" w:unhideWhenUsed="0"/>
-    <w:lsdException w:name="Table List 8" w:uiPriority="0" w:semiHidden="0" w:unhideWhenUsed="0"/>
-    <w:lsdException w:name="List Number 2" w:uiPriority="0" w:semiHidden="0" w:unhideWhenUsed="0"/>
-    <w:lsdException w:name="Table Simple 2" w:uiPriority="0" w:semiHidden="0" w:unhideWhenUsed="0"/>
-    <w:lsdException w:name="Medium Grid 3 Accent 6" w:uiPriority="69" w:semiHidden="0" w:unhideWhenUsed="0"/>
-    <w:lsdException w:name="List Bullet 2" w:uiPriority="0" w:semiHidden="0" w:unhideWhenUsed="0"/>
+    <w:lsdException w:name="Table Contemporary" w:uiPriority="0" w:semiHidden="0" w:unhideWhenUsed="0"/>
+    <w:lsdException w:name="Colorful Grid Accent 2" w:uiPriority="73" w:semiHidden="0" w:unhideWhenUsed="0"/>
+    <w:lsdException w:name="Medium Grid 1 Accent 3" w:uiPriority="67" w:semiHidden="0" w:unhideWhenUsed="0"/>
+    <w:lsdException w:name="Medium Grid 1" w:uiPriority="67" w:semiHidden="0" w:unhideWhenUsed="0"/>
+    <w:lsdException w:name="Medium Shading 2 Accent 5" w:uiPriority="64" w:semiHidden="0" w:unhideWhenUsed="0"/>
+    <w:lsdException w:name="toc 2" w:uiPriority="0" w:semiHidden="0" w:unhideWhenUsed="0"/>
     <w:lsdException w:name="Light Shading Accent 1" w:uiPriority="60" w:semiHidden="0" w:unhideWhenUsed="0"/>
-    <w:lsdException w:name="Colorful Shading Accent 4" w:uiPriority="71" w:semiHidden="0" w:unhideWhenUsed="0"/>
-    <w:lsdException w:name="Light List Accent 5" w:uiPriority="61" w:semiHidden="0" w:unhideWhenUsed="0"/>
-    <w:lsdException w:name="Block Text" w:uiPriority="0" w:semiHidden="0" w:unhideWhenUsed="0"/>
-    <w:lsdException w:name="Colorful List Accent 6" w:uiPriority="72" w:semiHidden="0" w:unhideWhenUsed="0"/>
-    <w:lsdException w:name="Table Classic 2" w:uiPriority="0" w:semiHidden="0" w:unhideWhenUsed="0"/>
-    <w:lsdException w:name="Colorful Grid Accent 2" w:uiPriority="73" w:semiHidden="0" w:unhideWhenUsed="0"/>
-    <w:lsdException w:name="Table Columns 4" w:uiPriority="0" w:semiHidden="0" w:unhideWhenUsed="0"/>
-    <w:lsdException w:name="toc 8" w:uiPriority="0" w:semiHidden="0" w:unhideWhenUsed="0"/>
-    <w:lsdException w:name="Light List" w:uiPriority="61" w:semiHidden="0" w:unhideWhenUsed="0"/>
-    <w:lsdException w:name="Closing" w:uiPriority="0" w:semiHidden="0" w:unhideWhenUsed="0"/>
-    <w:lsdException w:name="Medium List 2 Accent 2" w:uiPriority="66" w:semiHidden="0" w:unhideWhenUsed="0"/>
-    <w:lsdException w:name="HTML Keyboard" w:uiPriority="0" w:semiHidden="0" w:unhideWhenUsed="0"/>
-    <w:lsdException w:name="Medium Shading 2 Accent 2" w:uiPriority="64" w:semiHidden="0" w:unhideWhenUsed="0"/>
-    <w:lsdException w:name="Colorful Grid Accent 1" w:uiPriority="73" w:semiHidden="0" w:unhideWhenUsed="0"/>
-    <w:lsdException w:name="Colorful Grid" w:uiPriority="73" w:semiHidden="0" w:unhideWhenUsed="0"/>
-    <w:lsdException w:name="Table Grid 2" w:uiPriority="0" w:semiHidden="0" w:unhideWhenUsed="0"/>
-    <w:lsdException w:name="heading 6" w:uiPriority="0" w:semiHidden="0" w:unhideWhenUsed="0"/>
-    <w:lsdException w:name="HTML Variable" w:uiPriority="0" w:semiHidden="0" w:unhideWhenUsed="0"/>
-    <w:lsdException w:name="Medium Shading 1 Accent 3" w:uiPriority="63" w:semiHidden="0" w:unhideWhenUsed="0"/>
-    <w:lsdException w:name="HTML Sample" w:uiPriority="0" w:semiHidden="0" w:unhideWhenUsed="0"/>
-    <w:lsdException w:name="annotation text" w:uiPriority="0" w:semiHidden="0" w:unhideWhenUsed="0"/>
-    <w:lsdException w:name="Medium Grid 1 Accent 5" w:uiPriority="67" w:semiHidden="0" w:unhideWhenUsed="0"/>
+    <w:lsdException w:name="Light Grid Accent 4" w:uiPriority="62" w:semiHidden="0" w:unhideWhenUsed="0"/>
     <w:lsdException w:name="Table List 7" w:uiPriority="0" w:semiHidden="0" w:unhideWhenUsed="0"/>
-    <w:lsdException w:name="Medium Grid 2 Accent 1" w:uiPriority="68" w:semiHidden="0" w:unhideWhenUsed="0"/>
-    <w:lsdException w:name="Table Web 3" w:uiPriority="0" w:semiHidden="0" w:unhideWhenUsed="0"/>
-    <w:lsdException w:name="Plain Text" w:uiPriority="0" w:semiHidden="0" w:unhideWhenUsed="0"/>
-    <w:lsdException w:name="Table Simple 1" w:uiPriority="0" w:semiHidden="0" w:unhideWhenUsed="0"/>
-    <w:lsdException w:name="Dark List Accent 3" w:uiPriority="70" w:semiHidden="0" w:unhideWhenUsed="0"/>
-    <w:lsdException w:name="Light Shading Accent 4" w:uiPriority="60" w:semiHidden="0" w:unhideWhenUsed="0"/>
-    <w:lsdException w:name="Medium Grid 1 Accent 4" w:uiPriority="67" w:semiHidden="0" w:unhideWhenUsed="0"/>
-    <w:lsdException w:name="Light Grid Accent 1" w:uiPriority="62" w:semiHidden="0" w:unhideWhenUsed="0"/>
-    <w:lsdException w:name="Medium List 1 Accent 4" w:uiPriority="65" w:semiHidden="0" w:unhideWhenUsed="0"/>
-    <w:lsdException w:name="List Number 4" w:uiPriority="0" w:semiHidden="0" w:unhideWhenUsed="0"/>
-    <w:lsdException w:name="List Number" w:uiPriority="0" w:semiHidden="0" w:unhideWhenUsed="0"/>
-    <w:lsdException w:name="index 3" w:uiPriority="0" w:semiHidden="0" w:unhideWhenUsed="0"/>
-    <w:lsdException w:name="Table Colorful 2" w:uiPriority="0" w:semiHidden="0" w:unhideWhenUsed="0"/>
-    <w:lsdException w:name="Colorful Shading Accent 6" w:uiPriority="71" w:semiHidden="0" w:unhideWhenUsed="0"/>
-    <w:lsdException w:name="Table Elegant" w:uiPriority="0" w:semiHidden="0" w:unhideWhenUsed="0"/>
-    <w:lsdException w:name="Colorful Grid Accent 4" w:uiPriority="73" w:semiHidden="0" w:unhideWhenUsed="0"/>
-    <w:lsdException w:name="Table List 2" w:uiPriority="0" w:semiHidden="0" w:unhideWhenUsed="0"/>
-    <w:lsdException w:name="Medium Grid 3 Accent 4" w:uiPriority="69" w:semiHidden="0" w:unhideWhenUsed="0"/>
+    <w:lsdException w:name="index 1" w:uiPriority="0" w:semiHidden="0" w:unhideWhenUsed="0"/>
     <w:lsdException w:name="Dark List Accent 6" w:uiPriority="70" w:semiHidden="0" w:unhideWhenUsed="0"/>
-    <w:lsdException w:name="List Continue 2" w:uiPriority="0" w:semiHidden="0" w:unhideWhenUsed="0"/>
-    <w:lsdException w:name="Dark List" w:uiPriority="70" w:semiHidden="0" w:unhideWhenUsed="0"/>
-    <w:lsdException w:name="heading 8" w:uiPriority="0" w:semiHidden="0" w:unhideWhenUsed="0"/>
-    <w:lsdException w:name="Table Professional" w:uiPriority="0" w:semiHidden="0" w:unhideWhenUsed="0"/>
-    <w:lsdException w:name="Medium Shading 1 Accent 1" w:uiPriority="63" w:semiHidden="0" w:unhideWhenUsed="0"/>
-    <w:lsdException w:name="Table Columns 2" w:uiPriority="0" w:semiHidden="0" w:unhideWhenUsed="0"/>
-    <w:lsdException w:name="toc 2" w:uiPriority="0" w:semiHidden="0" w:unhideWhenUsed="0"/>
-    <w:lsdException w:name="Document Map" w:uiPriority="0" w:semiHidden="0" w:unhideWhenUsed="0"/>
-    <w:lsdException w:name="Light List Accent 2" w:uiPriority="61" w:semiHidden="0" w:unhideWhenUsed="0"/>
-    <w:lsdException w:name="Medium List 2 Accent 4" w:uiPriority="66" w:semiHidden="0" w:unhideWhenUsed="0"/>
-    <w:lsdException w:name="Medium Grid 2 Accent 2" w:uiPriority="68" w:semiHidden="0" w:unhideWhenUsed="0"/>
-    <w:lsdException w:name="Medium List 1 Accent 6" w:uiPriority="65" w:semiHidden="0" w:unhideWhenUsed="0"/>
-    <w:lsdException w:name="endnote reference" w:uiPriority="0" w:semiHidden="0" w:unhideWhenUsed="0"/>
-    <w:lsdException w:name="Default Paragraph Font" w:uiPriority="0" w:unhideWhenUsed="0" w:qFormat="1"/>
-    <w:lsdException w:name="List Bullet" w:uiPriority="0" w:semiHidden="0" w:unhideWhenUsed="0"/>
-    <w:lsdException w:name="Medium Grid 2" w:uiPriority="68" w:semiHidden="0" w:unhideWhenUsed="0"/>
-    <w:lsdException w:name="Table Grid 4" w:uiPriority="0" w:semiHidden="0" w:unhideWhenUsed="0"/>
-    <w:lsdException w:name="Light Shading Accent 6" w:uiPriority="60" w:semiHidden="0" w:unhideWhenUsed="0"/>
-    <w:lsdException w:name="Colorful Shading" w:uiPriority="71" w:semiHidden="0" w:unhideWhenUsed="0"/>
-    <w:lsdException w:name="Light Shading" w:uiPriority="60" w:semiHidden="0" w:unhideWhenUsed="0"/>
-    <w:lsdException w:name="macro" w:uiPriority="99" w:semiHidden="0" w:qFormat="1"/>
-    <w:lsdException w:name="Colorful Shading Accent 1" w:uiPriority="71" w:semiHidden="0" w:unhideWhenUsed="0"/>
-    <w:lsdException w:name="envelope return" w:uiPriority="0" w:semiHidden="0" w:unhideWhenUsed="0"/>
-    <w:lsdException w:name="Light Grid Accent 3" w:uiPriority="62" w:semiHidden="0" w:unhideWhenUsed="0"/>
-    <w:lsdException w:name="E-mail Signature" w:uiPriority="0" w:semiHidden="0" w:unhideWhenUsed="0"/>
-    <w:lsdException w:name="page number" w:uiPriority="0" w:semiHidden="0" w:unhideWhenUsed="0" w:qFormat="1"/>
-    <w:lsdException w:name="annotation subject" w:uiPriority="0" w:semiHidden="0" w:unhideWhenUsed="0"/>
-    <w:lsdException w:name="Medium Shading 1 Accent 4" w:uiPriority="63" w:semiHidden="0" w:unhideWhenUsed="0"/>
-    <w:lsdException w:name="index 9" w:uiPriority="0" w:semiHidden="0" w:unhideWhenUsed="0"/>
-    <w:lsdException w:name="List 3" w:uiPriority="0" w:semiHidden="0" w:unhideWhenUsed="0"/>
-    <w:lsdException w:name="index 1" w:uiPriority="0" w:semiHidden="0" w:unhideWhenUsed="0"/>
-    <w:lsdException w:name="Light Grid" w:uiPriority="62" w:semiHidden="0" w:unhideWhenUsed="0"/>
-    <w:lsdException w:name="HTML Definition" w:uiPriority="0" w:semiHidden="0" w:unhideWhenUsed="0"/>
-    <w:lsdException w:name="Colorful Grid Accent 6" w:uiPriority="73" w:semiHidden="0" w:unhideWhenUsed="0"/>
-    <w:lsdException w:name="line number" w:uiPriority="0" w:semiHidden="0" w:unhideWhenUsed="0"/>
-    <w:lsdException w:name="Medium Grid 3 Accent 2" w:uiPriority="69" w:semiHidden="0" w:unhideWhenUsed="0"/>
-    <w:lsdException w:name="Medium Grid 2 Accent 4" w:uiPriority="68" w:semiHidden="0" w:unhideWhenUsed="0"/>
-    <w:lsdException w:name="Colorful List Accent 3" w:uiPriority="72" w:semiHidden="0" w:unhideWhenUsed="0"/>
-    <w:lsdException w:name="Dark List Accent 4" w:uiPriority="70" w:semiHidden="0" w:unhideWhenUsed="0"/>
-    <w:lsdException w:name="Table 3D effects 3" w:uiPriority="0" w:semiHidden="0" w:unhideWhenUsed="0"/>
-    <w:lsdException w:name="toc 5" w:uiPriority="0" w:semiHidden="0" w:unhideWhenUsed="0"/>
-    <w:lsdException w:name="HTML Typewriter" w:uiPriority="0" w:semiHidden="0" w:unhideWhenUsed="0"/>
-    <w:lsdException w:name="Medium List 2 Accent 1" w:uiPriority="66" w:semiHidden="0" w:unhideWhenUsed="0"/>
-    <w:lsdException w:name="Medium List 1 Accent 1" w:uiPriority="65" w:semiHidden="0" w:unhideWhenUsed="0"/>
-    <w:lsdException w:name="table of authorities" w:uiPriority="0" w:semiHidden="0" w:unhideWhenUsed="0"/>
-    <w:lsdException w:name="Medium Shading 2 Accent 5" w:uiPriority="64" w:semiHidden="0" w:unhideWhenUsed="0"/>
-    <w:lsdException w:name="Table Subtle 1" w:uiPriority="0" w:semiHidden="0" w:unhideWhenUsed="0"/>
-    <w:lsdException w:name="heading 2" w:uiPriority="0" w:semiHidden="0" w:unhideWhenUsed="0"/>
-    <w:lsdException w:name="toc 4" w:uiPriority="0" w:semiHidden="0" w:unhideWhenUsed="0"/>
-    <w:lsdException w:name="Medium List 1" w:uiPriority="65" w:semiHidden="0" w:unhideWhenUsed="0"/>
-    <w:lsdException w:name="Emphasis" w:uiPriority="0" w:semiHidden="0" w:unhideWhenUsed="0"/>
-    <w:lsdException w:name="table of figures" w:uiPriority="0" w:semiHidden="0" w:unhideWhenUsed="0"/>
-    <w:lsdException w:name="Message Header" w:uiPriority="0" w:semiHidden="0" w:unhideWhenUsed="0"/>
-    <w:lsdException w:name="Medium Shading 2 Accent 6" w:uiPriority="64" w:semiHidden="0" w:unhideWhenUsed="0"/>
-    <w:lsdException w:name="Normal Indent" w:uiPriority="0" w:semiHidden="0" w:unhideWhenUsed="0"/>
-    <w:lsdException w:name="endnote text" w:uiPriority="0" w:semiHidden="0" w:unhideWhenUsed="0"/>
-    <w:lsdException w:name="header" w:uiPriority="0" w:semiHidden="0" w:unhideWhenUsed="0" w:qFormat="1"/>
-    <w:lsdException w:name="Light Grid Accent 6" w:uiPriority="62" w:semiHidden="0" w:unhideWhenUsed="0"/>
-    <w:lsdException w:name="Table List 4" w:uiPriority="0" w:semiHidden="0" w:unhideWhenUsed="0"/>
-    <w:lsdException w:name="Table Grid 6" w:uiPriority="0" w:semiHidden="0" w:unhideWhenUsed="0"/>
-    <w:lsdException w:name="Colorful Shading Accent 3" w:uiPriority="71" w:semiHidden="0" w:unhideWhenUsed="0"/>
-    <w:lsdException w:name="index 4" w:uiPriority="0" w:semiHidden="0" w:unhideWhenUsed="0"/>
-    <w:lsdException w:name="Light Grid Accent 5" w:uiPriority="62" w:semiHidden="0" w:unhideWhenUsed="0"/>
-    <w:lsdException w:name="Medium Grid 1 Accent 1" w:uiPriority="67" w:semiHidden="0" w:unhideWhenUsed="0"/>
-    <w:lsdException w:name="toa heading" w:uiPriority="0" w:semiHidden="0" w:unhideWhenUsed="0"/>
-    <w:lsdException w:name="List Number 3" w:uiPriority="0" w:semiHidden="0" w:unhideWhenUsed="0"/>
-    <w:lsdException w:name="index 7" w:uiPriority="0" w:semiHidden="0" w:unhideWhenUsed="0"/>
-    <w:lsdException w:name="Medium Grid 3 Accent 1" w:uiPriority="69" w:semiHidden="0" w:unhideWhenUsed="0"/>
-    <w:lsdException w:name="Body Text Indent 3" w:uiPriority="0" w:semiHidden="0" w:unhideWhenUsed="0"/>
-    <w:lsdException w:name="List Bullet 5" w:uiPriority="0" w:semiHidden="0" w:unhideWhenUsed="0"/>
-    <w:lsdException w:name="Medium Shading 1" w:uiPriority="63" w:semiHidden="0" w:unhideWhenUsed="0"/>
-    <w:lsdException w:name="Light List Accent 4" w:uiPriority="61" w:semiHidden="0" w:unhideWhenUsed="0"/>
-    <w:lsdException w:name="Medium Grid 2 Accent 6" w:uiPriority="68" w:semiHidden="0" w:unhideWhenUsed="0"/>
-    <w:lsdException w:name="Colorful List Accent 5" w:uiPriority="72" w:semiHidden="0" w:unhideWhenUsed="0"/>
-    <w:lsdException w:name="Table Columns 5" w:uiPriority="0" w:semiHidden="0" w:unhideWhenUsed="0"/>
-    <w:lsdException w:name="toc 7" w:uiPriority="0" w:semiHidden="0" w:unhideWhenUsed="0"/>
     <w:lsdException w:name="Table 3D effects 1" w:uiPriority="0" w:semiHidden="0" w:unhideWhenUsed="0"/>
-    <w:lsdException w:name="Medium List 2" w:uiPriority="66" w:semiHidden="0" w:unhideWhenUsed="0"/>
-    <w:lsdException w:name="List 5" w:uiPriority="0" w:semiHidden="0" w:unhideWhenUsed="0"/>
-    <w:lsdException w:name="Body Text" w:uiPriority="0" w:semiHidden="0" w:unhideWhenUsed="0"/>
-    <w:lsdException w:name="Note Heading" w:uiPriority="0" w:semiHidden="0" w:unhideWhenUsed="0"/>
-    <w:lsdException w:name="List Continue" w:uiPriority="0" w:semiHidden="0" w:unhideWhenUsed="0"/>
-    <w:lsdException w:name="Medium Shading 2" w:uiPriority="64" w:semiHidden="0" w:unhideWhenUsed="0"/>
-    <w:lsdException w:name="Medium List 2 Accent 3" w:uiPriority="66" w:semiHidden="0" w:unhideWhenUsed="0"/>
-    <w:lsdException w:name="Body Text First Indent 2" w:uiPriority="0" w:semiHidden="0" w:unhideWhenUsed="0"/>
-    <w:lsdException w:name="Medium List 1 Accent 3" w:uiPriority="65" w:semiHidden="0" w:unhideWhenUsed="0"/>
-    <w:lsdException w:name="heading 4" w:uiPriority="9" w:semiHidden="0" w:qFormat="1"/>
-    <w:lsdException w:name="Medium Shading 2 Accent 3" w:uiPriority="64" w:semiHidden="0" w:unhideWhenUsed="0"/>
-    <w:lsdException w:name="HTML Acronym" w:uiPriority="0" w:semiHidden="0" w:unhideWhenUsed="0"/>
-    <w:lsdException w:name="annotation reference" w:uiPriority="0" w:semiHidden="0" w:unhideWhenUsed="0"/>
-    <w:lsdException w:name="Colorful List" w:uiPriority="72" w:semiHidden="0" w:unhideWhenUsed="0"/>
-    <w:lsdException w:name="heading 5" w:uiPriority="0" w:semiHidden="0" w:unhideWhenUsed="0"/>
-    <w:lsdException w:name="Table Grid 1" w:uiPriority="0" w:semiHidden="0" w:unhideWhenUsed="0"/>
-    <w:lsdException w:name="Medium Shading 1 Accent 2" w:uiPriority="63" w:semiHidden="0" w:unhideWhenUsed="0"/>
-    <w:lsdException w:name="Date" w:uiPriority="0" w:semiHidden="0" w:unhideWhenUsed="0"/>
-    <w:lsdException w:name="Table List 6" w:uiPriority="0" w:semiHidden="0" w:unhideWhenUsed="0"/>
-    <w:lsdException w:name="Table Contemporary" w:uiPriority="0" w:semiHidden="0" w:unhideWhenUsed="0"/>
-    <w:lsdException w:name="HTML Code" w:uiPriority="0" w:semiHidden="0" w:unhideWhenUsed="0"/>
-    <w:lsdException w:name="index 2" w:uiPriority="0" w:semiHidden="0" w:unhideWhenUsed="0"/>
-    <w:lsdException w:name="Table Web 2" w:uiPriority="0" w:semiHidden="0" w:unhideWhenUsed="0"/>
-    <w:lsdException w:name="HTML Cite" w:uiPriority="0" w:semiHidden="0" w:unhideWhenUsed="0"/>
-    <w:lsdException w:name="Medium Grid 1 Accent 3" w:uiPriority="67" w:semiHidden="0" w:unhideWhenUsed="0"/>
-    <w:lsdException w:name="Dark List Accent 2" w:uiPriority="70" w:semiHidden="0" w:unhideWhenUsed="0"/>
-    <w:lsdException w:name="Light Shading Accent 3" w:uiPriority="60" w:semiHidden="0" w:unhideWhenUsed="0"/>
-    <w:lsdException w:name="List Number 5" w:uiPriority="0" w:semiHidden="0" w:unhideWhenUsed="0"/>
-    <w:lsdException w:name="Table Simple 3" w:uiPriority="0" w:semiHidden="0" w:unhideWhenUsed="0"/>
-    <w:lsdException w:name="Colorful Shading Accent 5" w:uiPriority="71" w:semiHidden="0" w:unhideWhenUsed="0"/>
-    <w:lsdException w:name="Medium Grid 1" w:uiPriority="67" w:semiHidden="0" w:unhideWhenUsed="0"/>
-    <w:lsdException w:name="Table Grid" w:uiPriority="0" w:semiHidden="0" w:unhideWhenUsed="0" w:qFormat="1"/>
-    <w:lsdException w:name="Normal Table" w:uiPriority="0" w:unhideWhenUsed="0" w:qFormat="1"/>
-    <w:lsdException w:name="FollowedHyperlink" w:uiPriority="0" w:semiHidden="0" w:unhideWhenUsed="0"/>
-    <w:lsdException w:name="Table Classic 3" w:uiPriority="0" w:semiHidden="0" w:unhideWhenUsed="0"/>
-    <w:lsdException w:name="Colorful Grid Accent 3" w:uiPriority="73" w:semiHidden="0" w:unhideWhenUsed="0"/>
-    <w:lsdException w:name="HTML Preformatted" w:uiPriority="0" w:semiHidden="0" w:unhideWhenUsed="0"/>
-    <w:lsdException w:name="Table List 1" w:uiPriority="0" w:semiHidden="0" w:unhideWhenUsed="0"/>
-    <w:lsdException w:name="toc 9" w:uiPriority="0" w:semiHidden="0" w:unhideWhenUsed="0"/>
-    <w:lsdException w:name="Dark List Accent 1" w:uiPriority="70" w:semiHidden="0" w:unhideWhenUsed="0"/>
-    <w:lsdException w:name="Medium Grid 1 Accent 6" w:uiPriority="67" w:semiHidden="0" w:unhideWhenUsed="0"/>
-    <w:lsdException w:name="List Continue 3" w:uiPriority="0" w:semiHidden="0" w:unhideWhenUsed="0"/>
-    <w:lsdException w:name="Table Grid 3" w:uiPriority="0" w:semiHidden="0" w:unhideWhenUsed="0"/>
-    <w:lsdException w:name="heading 7" w:uiPriority="0" w:semiHidden="0" w:unhideWhenUsed="0"/>
-    <w:lsdException w:name="Table Columns 3" w:uiPriority="0" w:semiHidden="0" w:unhideWhenUsed="0"/>
-    <w:lsdException w:name="toc 1" w:uiPriority="0" w:semiHidden="0" w:unhideWhenUsed="0"/>
-    <w:lsdException w:name="Subtitle" w:uiPriority="0" w:semiHidden="0" w:unhideWhenUsed="0"/>
-    <w:lsdException w:name="Light List Accent 1" w:uiPriority="61" w:semiHidden="0" w:unhideWhenUsed="0"/>
-    <w:lsdException w:name="Medium List 2 Accent 5" w:uiPriority="66" w:semiHidden="0" w:unhideWhenUsed="0"/>
-    <w:lsdException w:name="Medium Grid 2 Accent 3" w:uiPriority="68" w:semiHidden="0" w:unhideWhenUsed="0"/>
-    <w:lsdException w:name="Salutation" w:uiPriority="0" w:semiHidden="0" w:unhideWhenUsed="0"/>
-    <w:lsdException w:name="Medium Shading 2 Accent 1" w:uiPriority="64" w:semiHidden="0" w:unhideWhenUsed="0"/>
-    <w:lsdException w:name="Hyperlink" w:uiPriority="0" w:semiHidden="0" w:unhideWhenUsed="0"/>
-    <w:lsdException w:name="Medium Grid 3" w:uiPriority="69" w:semiHidden="0" w:unhideWhenUsed="0"/>
-    <w:lsdException w:name="Body Text 2" w:uiPriority="0" w:semiHidden="0" w:unhideWhenUsed="0"/>
-    <w:lsdException w:name="Light Shading Accent 5" w:uiPriority="60" w:semiHidden="0" w:unhideWhenUsed="0"/>
-    <w:lsdException w:name="Medium List 1 Accent 5" w:uiPriority="65" w:semiHidden="0" w:unhideWhenUsed="0"/>
-    <w:lsdException w:name="Light Grid Accent 2" w:uiPriority="62" w:semiHidden="0" w:unhideWhenUsed="0"/>
-    <w:lsdException w:name="Body Text 3" w:uiPriority="0" w:semiHidden="0" w:unhideWhenUsed="0"/>
-    <w:lsdException w:name="envelope address" w:uiPriority="0" w:semiHidden="0" w:unhideWhenUsed="0"/>
-    <w:lsdException w:name="index 8" w:uiPriority="0" w:semiHidden="0" w:unhideWhenUsed="0"/>
     <w:lsdException w:name="Table Colorful 3" w:uiPriority="0" w:semiHidden="0" w:unhideWhenUsed="0"/>
-    <w:lsdException w:name="Signature" w:uiPriority="0" w:semiHidden="0" w:unhideWhenUsed="0"/>
-    <w:lsdException w:name="List 2" w:uiPriority="0" w:semiHidden="0" w:unhideWhenUsed="0"/>
-    <w:lsdException w:name="footer" w:uiPriority="0" w:semiHidden="0" w:unhideWhenUsed="0" w:qFormat="1"/>
-    <w:lsdException w:name="Strong" w:uiPriority="0" w:semiHidden="0" w:unhideWhenUsed="0"/>
-    <w:lsdException w:name="Colorful Grid Accent 5" w:uiPriority="73" w:semiHidden="0" w:unhideWhenUsed="0"/>
-    <w:lsdException w:name="Balloon Text" w:uiPriority="0" w:semiHidden="0" w:unhideWhenUsed="0"/>
-    <w:lsdException w:name="Table List 3" w:uiPriority="0" w:semiHidden="0" w:unhideWhenUsed="0"/>
-    <w:lsdException w:name="Table Classic 1" w:uiPriority="0" w:semiHidden="0" w:unhideWhenUsed="0"/>
-    <w:lsdException w:name="List Continue 4" w:uiPriority="0" w:semiHidden="0" w:unhideWhenUsed="0"/>
-    <w:lsdException w:name="Medium Grid 2 Accent 5" w:uiPriority="68" w:semiHidden="0" w:unhideWhenUsed="0"/>
-    <w:lsdException w:name="Colorful List Accent 2" w:uiPriority="72" w:semiHidden="0" w:unhideWhenUsed="0"/>
-    <w:lsdException w:name="Medium Grid 3 Accent 5" w:uiPriority="69" w:semiHidden="0" w:unhideWhenUsed="0"/>
-    <w:lsdException w:name="index heading" w:uiPriority="0" w:semiHidden="0" w:unhideWhenUsed="0"/>
-    <w:lsdException w:name="List Continue 5" w:uiPriority="0" w:semiHidden="0" w:unhideWhenUsed="0"/>
-    <w:lsdException w:name="Medium List 2 Accent 6" w:uiPriority="66" w:semiHidden="0" w:unhideWhenUsed="0"/>
-    <w:lsdException w:name="Colorful List Accent 1" w:uiPriority="72" w:semiHidden="0" w:unhideWhenUsed="0"/>
-    <w:lsdException w:name="Table Subtle 2" w:uiPriority="0" w:semiHidden="0" w:unhideWhenUsed="0"/>
-    <w:lsdException w:name="heading 9" w:uiPriority="0" w:semiHidden="0" w:unhideWhenUsed="0"/>
-    <w:lsdException w:name="heading 1" w:uiPriority="0" w:semiHidden="0" w:unhideWhenUsed="0"/>
-    <w:lsdException w:name="toc 3" w:uiPriority="0" w:semiHidden="0" w:unhideWhenUsed="0"/>
-    <w:lsdException w:name="Medium Shading 1 Accent 6" w:uiPriority="63" w:semiHidden="0" w:unhideWhenUsed="0"/>
-    <w:lsdException w:name="Table Columns 1" w:uiPriority="0" w:semiHidden="0" w:unhideWhenUsed="0"/>
-    <w:lsdException w:name="Light List Accent 3" w:uiPriority="61" w:semiHidden="0" w:unhideWhenUsed="0"/>
-    <w:lsdException w:name="Normal" w:uiPriority="0" w:semiHidden="0" w:unhideWhenUsed="0" w:qFormat="1"/>
-    <w:lsdException w:name="Table Colorful 1" w:uiPriority="0" w:semiHidden="0" w:unhideWhenUsed="0"/>
-    <w:lsdException w:name="Table Grid 5" w:uiPriority="0" w:semiHidden="0" w:unhideWhenUsed="0"/>
-    <w:lsdException w:name="Colorful Shading Accent 2" w:uiPriority="71" w:semiHidden="0" w:unhideWhenUsed="0"/>
-    <w:lsdException w:name="Light Grid Accent 4" w:uiPriority="62" w:semiHidden="0" w:unhideWhenUsed="0"/>
-    <w:lsdException w:name="footnote reference" w:uiPriority="0" w:semiHidden="0" w:unhideWhenUsed="0"/>
-    <w:lsdException w:name="Medium Shading 1 Accent 5" w:uiPriority="63" w:semiHidden="0" w:unhideWhenUsed="0"/>
-    <w:lsdException w:name="index 6" w:uiPriority="0" w:semiHidden="0" w:unhideWhenUsed="0"/>
-    <w:lsdException w:name="List Bullet 4" w:uiPriority="0" w:semiHidden="0" w:unhideWhenUsed="0"/>
-    <w:lsdException w:name="Medium Grid 3 Accent 3" w:uiPriority="69" w:semiHidden="0" w:unhideWhenUsed="0"/>
-    <w:lsdException w:name="Colorful List Accent 4" w:uiPriority="72" w:semiHidden="0" w:unhideWhenUsed="0"/>
-    <w:lsdException w:name="Table Classic 4" w:uiPriority="0" w:semiHidden="0" w:unhideWhenUsed="0"/>
-    <w:lsdException w:name="Dark List Accent 5" w:uiPriority="70" w:semiHidden="0" w:unhideWhenUsed="0"/>
-    <w:lsdException w:name="toc 6" w:uiPriority="0" w:semiHidden="0" w:unhideWhenUsed="0"/>
-    <w:lsdException w:name="Table 3D effects 2" w:uiPriority="0" w:semiHidden="0" w:unhideWhenUsed="0"/>
-    <w:lsdException w:name="Medium List 1 Accent 2" w:uiPriority="65" w:semiHidden="0" w:unhideWhenUsed="0"/>
-    <w:lsdException w:name="heading 3" w:uiPriority="0" w:semiHidden="0" w:unhideWhenUsed="0"/>
-    <w:lsdException w:name="Medium Shading 2 Accent 4" w:uiPriority="64" w:semiHidden="0" w:unhideWhenUsed="0"/>
-    <w:lsdException w:name="Title" w:uiPriority="0" w:semiHidden="0" w:unhideWhenUsed="0"/>
-    <w:lsdException w:name="Normal (Web)" w:uiPriority="0" w:semiHidden="0" w:unhideWhenUsed="0" w:qFormat="1"/>
-    <w:lsdException w:name="footnote text" w:uiPriority="0" w:semiHidden="0" w:unhideWhenUsed="0"/>
-    <w:lsdException w:name="Table Grid 8" w:uiPriority="0" w:semiHidden="0" w:unhideWhenUsed="0"/>
-    <w:lsdException w:name="List 4" w:uiPriority="0" w:semiHidden="0" w:unhideWhenUsed="0"/>
-    <w:lsdException w:name="Light List Accent 6" w:uiPriority="61" w:semiHidden="0" w:unhideWhenUsed="0"/>
-    <w:lsdException w:name="HTML Address" w:uiPriority="0" w:semiHidden="0" w:unhideWhenUsed="0"/>
-    <w:lsdException w:name="Table List 5" w:uiPriority="0" w:semiHidden="0" w:unhideWhenUsed="0"/>
-    <w:lsdException w:name="Body Text Indent 2" w:uiPriority="0" w:semiHidden="0" w:unhideWhenUsed="0"/>
-    <w:lsdException w:name="Table Grid 7" w:uiPriority="0" w:semiHidden="0" w:unhideWhenUsed="0"/>
-    <w:lsdException w:name="Table Theme" w:uiPriority="0" w:semiHidden="0" w:unhideWhenUsed="0"/>
-    <w:lsdException w:name="Body Text Indent" w:uiPriority="0" w:semiHidden="0" w:unhideWhenUsed="0"/>
-    <w:lsdException w:name="Body Text First Indent" w:uiPriority="0" w:semiHidden="0" w:unhideWhenUsed="0"/>
   </w:latentStyles>
-  <w:style w:type="paragraph" w:styleId="000020">
+  <w:style w:type="table" w:styleId="000007">
+    <w:name w:val="Table Grid"/>
+    <w:basedOn w:val="000001"/>
+    <w:uiPriority w:val="0"/>
+    <w:qFormat w:val="1"/>
+    <w:pPr>
+      <w:widowControl w:val="0"/>
+      <w:jc w:val="both"/>
+    </w:pPr>
+    <w:rPr>
+      <w:rFonts w:eastAsia="宋体"/>
+    </w:rPr>
+    <w:tblPr>
+      <w:tblBorders>
+        <w:top w:val="single" w:color="auto" w:sz="4" w:space="0"/>
+        <w:left w:val="single" w:color="auto" w:sz="4" w:space="0"/>
+        <w:bottom w:val="single" w:color="auto" w:sz="4" w:space="0"/>
+        <w:right w:val="single" w:color="auto" w:sz="4" w:space="0"/>
+        <w:insideH w:val="single" w:color="auto" w:sz="4" w:space="0"/>
+        <w:insideV w:val="single" w:color="auto" w:sz="4" w:space="0"/>
+      </w:tblBorders>
+    </w:tblPr>
+  </w:style>
+  <w:style w:type="table" w:styleId="000001" w:default="1">
+    <w:name w:val="Normal Table"/>
+    <w:uiPriority w:val="0"/>
+    <w:semiHidden w:val="1"/>
+    <w:qFormat w:val="1"/>
+    <w:tblPr>
+      <w:tblCellMar>
+        <w:top w:w="0" w:type="dxa"/>
+        <w:left w:w="108" w:type="dxa"/>
+        <w:bottom w:w="0" w:type="dxa"/>
+        <w:right w:w="108" w:type="dxa"/>
+      </w:tblCellMar>
+    </w:tblPr>
+  </w:style>
+  <w:style w:type="paragraph" w:styleId="000009">
+    <w:name w:val="header"/>
+    <w:basedOn w:val="000003"/>
+    <w:uiPriority w:val="0"/>
+    <w:qFormat w:val="1"/>
+    <w:pPr>
+      <w:pBdr>
+        <w:bottom w:val="single" w:color="auto" w:sz="6" w:space="1"/>
+      </w:pBdr>
+      <w:tabs>
+        <w:tab w:val="center" w:pos="4153"/>
+        <w:tab w:val="right" w:pos="8306"/>
+      </w:tabs>
+      <w:snapToGrid w:val="0"/>
+      <w:jc w:val="center"/>
+    </w:pPr>
+    <w:rPr>
+      <w:sz w:val="18"/>
+      <w:szCs w:val="18"/>
+    </w:rPr>
+  </w:style>
+  <w:style w:type="character" w:styleId="000005">
+    <w:name w:val="page number"/>
+    <w:basedOn w:val="000006"/>
+    <w:uiPriority w:val="0"/>
+    <w:qFormat w:val="1"/>
+  </w:style>
+  <w:style w:type="paragraph" w:styleId="000004">
+    <w:name w:val="Normal (Web)"/>
+    <w:basedOn w:val="000003"/>
+    <w:uiPriority w:val="0"/>
+    <w:qFormat w:val="1"/>
+    <w:pPr>
+      <w:spacing w:before="100" w:beforeAutospacing="1" w:after="100" w:afterAutospacing="1"/>
+      <w:ind w:left="0" w:right="0"/>
+      <w:jc w:val="left"/>
+    </w:pPr>
+    <w:rPr>
+      <w:kern w:val="0"/>
+      <w:sz w:val="24"/>
+      <w:lang w:val="en-US" w:eastAsia="zh-CN" w:bidi="ar"/>
+    </w:rPr>
+  </w:style>
+  <w:style w:type="paragraph" w:styleId="000002">
+    <w:name w:val="heading 4"/>
+    <w:basedOn w:val="000003"/>
+    <w:next w:val="000003"/>
+    <w:uiPriority w:val="9"/>
+    <w:unhideWhenUsed w:val="1"/>
+    <w:qFormat w:val="1"/>
+    <w:pPr>
+      <w:ind w:firstLine="422" w:firstLineChars="200"/>
+      <w:outlineLvl w:val="3"/>
+    </w:pPr>
+    <w:rPr>
+      <w:b w:val="1"/>
+    </w:rPr>
+  </w:style>
+  <w:style w:type="paragraph" w:styleId="00000a">
     <w:name w:val="macro"/>
     <w:uiPriority w:val="99"/>
     <w:unhideWhenUsed w:val="1"/>
@@ -11557,70 +11601,7 @@
       <w:lang w:val="en-US" w:eastAsia="en-US" w:bidi="ar-SA"/>
     </w:rPr>
   </w:style>
-  <w:style w:type="table" w:styleId="00001f" w:default="1">
-    <w:name w:val="Normal Table"/>
-    <w:uiPriority w:val="0"/>
-    <w:semiHidden w:val="1"/>
-    <w:qFormat w:val="1"/>
-    <w:tblPr>
-      <w:tblCellMar>
-        <w:top w:w="0" w:type="dxa"/>
-        <w:left w:w="108" w:type="dxa"/>
-        <w:bottom w:w="0" w:type="dxa"/>
-        <w:right w:w="108" w:type="dxa"/>
-      </w:tblCellMar>
-    </w:tblPr>
-  </w:style>
-  <w:style w:type="paragraph" w:styleId="00001d">
-    <w:name w:val="heading 4"/>
-    <w:basedOn w:val="00001c"/>
-    <w:next w:val="00001c"/>
-    <w:uiPriority w:val="9"/>
-    <w:unhideWhenUsed w:val="1"/>
-    <w:qFormat w:val="1"/>
-    <w:pPr>
-      <w:ind w:firstLine="422" w:firstLineChars="200"/>
-      <w:outlineLvl w:val="3"/>
-    </w:pPr>
-    <w:rPr>
-      <w:b w:val="1"/>
-    </w:rPr>
-  </w:style>
-  <w:style w:type="paragraph" w:styleId="000022">
-    <w:name w:val="Normal (Web)"/>
-    <w:basedOn w:val="00001c"/>
-    <w:uiPriority w:val="0"/>
-    <w:qFormat w:val="1"/>
-    <w:pPr>
-      <w:spacing w:before="100" w:beforeAutospacing="1" w:after="100" w:afterAutospacing="1"/>
-      <w:ind w:left="0" w:right="0"/>
-      <w:jc w:val="left"/>
-    </w:pPr>
-    <w:rPr>
-      <w:kern w:val="0"/>
-      <w:sz w:val="24"/>
-      <w:lang w:val="en-US" w:eastAsia="zh-CN" w:bidi="ar"/>
-    </w:rPr>
-  </w:style>
-  <w:style w:type="paragraph" w:styleId="000007">
-    <w:name w:val="footer"/>
-    <w:basedOn w:val="00001c"/>
-    <w:uiPriority w:val="0"/>
-    <w:qFormat w:val="1"/>
-    <w:pPr>
-      <w:tabs>
-        <w:tab w:val="center" w:pos="4153"/>
-        <w:tab w:val="right" w:pos="8306"/>
-      </w:tabs>
-      <w:snapToGrid w:val="0"/>
-      <w:jc w:val="left"/>
-    </w:pPr>
-    <w:rPr>
-      <w:sz w:val="18"/>
-      <w:szCs w:val="18"/>
-    </w:rPr>
-  </w:style>
-  <w:style w:type="paragraph" w:styleId="00001c" w:default="1">
+  <w:style w:type="paragraph" w:styleId="000003" w:default="1">
     <w:name w:val="Normal"/>
     <w:uiPriority w:val="0"/>
     <w:qFormat w:val="1"/>
@@ -11636,61 +11617,29 @@
       <w:lang w:val="en-US" w:eastAsia="zh-CN" w:bidi="ar-SA"/>
     </w:rPr>
   </w:style>
-  <w:style w:type="paragraph" w:styleId="000021">
-    <w:name w:val="header"/>
-    <w:basedOn w:val="00001c"/>
+  <w:style w:type="character" w:styleId="000006" w:default="1">
+    <w:name w:val="Default Paragraph Font"/>
+    <w:uiPriority w:val="0"/>
+    <w:semiHidden w:val="1"/>
+    <w:qFormat w:val="1"/>
+  </w:style>
+  <w:style w:type="paragraph" w:styleId="000008">
+    <w:name w:val="footer"/>
+    <w:basedOn w:val="000003"/>
     <w:uiPriority w:val="0"/>
     <w:qFormat w:val="1"/>
     <w:pPr>
-      <w:pBdr>
-        <w:bottom w:val="single" w:color="auto" w:sz="6" w:space="1"/>
-      </w:pBdr>
       <w:tabs>
         <w:tab w:val="center" w:pos="4153"/>
         <w:tab w:val="right" w:pos="8306"/>
       </w:tabs>
       <w:snapToGrid w:val="0"/>
-      <w:jc w:val="center"/>
+      <w:jc w:val="left"/>
     </w:pPr>
     <w:rPr>
       <w:sz w:val="18"/>
       <w:szCs w:val="18"/>
     </w:rPr>
-  </w:style>
-  <w:style w:type="character" w:styleId="000009">
-    <w:name w:val="page number"/>
-    <w:basedOn w:val="00001e"/>
-    <w:uiPriority w:val="0"/>
-    <w:qFormat w:val="1"/>
-  </w:style>
-  <w:style w:type="character" w:styleId="00001e" w:default="1">
-    <w:name w:val="Default Paragraph Font"/>
-    <w:uiPriority w:val="0"/>
-    <w:semiHidden w:val="1"/>
-    <w:qFormat w:val="1"/>
-  </w:style>
-  <w:style w:type="table" w:styleId="000023">
-    <w:name w:val="Table Grid"/>
-    <w:basedOn w:val="00001f"/>
-    <w:uiPriority w:val="0"/>
-    <w:qFormat w:val="1"/>
-    <w:pPr>
-      <w:widowControl w:val="0"/>
-      <w:jc w:val="both"/>
-    </w:pPr>
-    <w:rPr>
-      <w:rFonts w:eastAsia="宋体"/>
-    </w:rPr>
-    <w:tblPr>
-      <w:tblBorders>
-        <w:top w:val="single" w:color="auto" w:sz="4" w:space="0"/>
-        <w:left w:val="single" w:color="auto" w:sz="4" w:space="0"/>
-        <w:bottom w:val="single" w:color="auto" w:sz="4" w:space="0"/>
-        <w:right w:val="single" w:color="auto" w:sz="4" w:space="0"/>
-        <w:insideH w:val="single" w:color="auto" w:sz="4" w:space="0"/>
-        <w:insideV w:val="single" w:color="auto" w:sz="4" w:space="0"/>
-      </w:tblBorders>
-    </w:tblPr>
   </w:style>
 </w:styles>
 </file>
